--- a/docs/qms/evidence-2026/QMS_Word/registers__REG-04_Nonconformity_and_CAPA_Log.docx
+++ b/docs/qms/evidence-2026/QMS_Word/registers__REG-04_Nonconformity_and_CAPA_Log.docx
@@ -8234,8 +8234,8 @@
         </w:tblCellMar>
       </w:tblPr>
       <w:tblGrid>
-        <w:gridCol w:w="1601"/>
-        <w:gridCol w:w="5952"/>
+        <w:gridCol w:w="1373"/>
+        <w:gridCol w:w="6180"/>
       </w:tblGrid>
       <w:tr>
         <w:trPr>
@@ -8243,7 +8243,7 @@
         </w:trPr>
         <w:tc>
           <w:tcPr>
-            <w:tcW w:w="1601" w:type="dxa"/>
+            <w:tcW w:w="1373" w:type="dxa"/>
             <w:tcBorders/>
             <w:vAlign w:val="center"/>
           </w:tcPr>
@@ -8265,7 +8265,7 @@
         </w:tc>
         <w:tc>
           <w:tcPr>
-            <w:tcW w:w="5952" w:type="dxa"/>
+            <w:tcW w:w="6180" w:type="dxa"/>
             <w:tcBorders/>
             <w:vAlign w:val="center"/>
           </w:tcPr>
@@ -8290,7 +8290,7 @@
         <w:trPr/>
         <w:tc>
           <w:tcPr>
-            <w:tcW w:w="1601" w:type="dxa"/>
+            <w:tcW w:w="1373" w:type="dxa"/>
             <w:tcBorders/>
             <w:vAlign w:val="center"/>
           </w:tcPr>
@@ -8310,7 +8310,7 @@
         </w:tc>
         <w:tc>
           <w:tcPr>
-            <w:tcW w:w="5952" w:type="dxa"/>
+            <w:tcW w:w="6180" w:type="dxa"/>
             <w:tcBorders/>
             <w:vAlign w:val="center"/>
           </w:tcPr>
@@ -8333,7 +8333,7 @@
         <w:trPr/>
         <w:tc>
           <w:tcPr>
-            <w:tcW w:w="1601" w:type="dxa"/>
+            <w:tcW w:w="1373" w:type="dxa"/>
             <w:tcBorders/>
             <w:vAlign w:val="center"/>
           </w:tcPr>
@@ -8353,7 +8353,7 @@
         </w:tc>
         <w:tc>
           <w:tcPr>
-            <w:tcW w:w="5952" w:type="dxa"/>
+            <w:tcW w:w="6180" w:type="dxa"/>
             <w:tcBorders/>
             <w:vAlign w:val="center"/>
           </w:tcPr>
@@ -8382,7 +8382,7 @@
         <w:trPr/>
         <w:tc>
           <w:tcPr>
-            <w:tcW w:w="1601" w:type="dxa"/>
+            <w:tcW w:w="1373" w:type="dxa"/>
             <w:tcBorders/>
             <w:vAlign w:val="center"/>
           </w:tcPr>
@@ -8402,7 +8402,7 @@
         </w:tc>
         <w:tc>
           <w:tcPr>
-            <w:tcW w:w="5952" w:type="dxa"/>
+            <w:tcW w:w="6180" w:type="dxa"/>
             <w:tcBorders/>
             <w:vAlign w:val="center"/>
           </w:tcPr>
@@ -8431,7 +8431,7 @@
         <w:trPr/>
         <w:tc>
           <w:tcPr>
-            <w:tcW w:w="1601" w:type="dxa"/>
+            <w:tcW w:w="1373" w:type="dxa"/>
             <w:tcBorders/>
             <w:vAlign w:val="center"/>
           </w:tcPr>
@@ -8451,7 +8451,7 @@
         </w:tc>
         <w:tc>
           <w:tcPr>
-            <w:tcW w:w="5952" w:type="dxa"/>
+            <w:tcW w:w="6180" w:type="dxa"/>
             <w:tcBorders/>
             <w:vAlign w:val="center"/>
           </w:tcPr>
@@ -8480,7 +8480,7 @@
         <w:trPr/>
         <w:tc>
           <w:tcPr>
-            <w:tcW w:w="1601" w:type="dxa"/>
+            <w:tcW w:w="1373" w:type="dxa"/>
             <w:tcBorders/>
             <w:vAlign w:val="center"/>
           </w:tcPr>
@@ -8500,7 +8500,7 @@
         </w:tc>
         <w:tc>
           <w:tcPr>
-            <w:tcW w:w="5952" w:type="dxa"/>
+            <w:tcW w:w="6180" w:type="dxa"/>
             <w:tcBorders/>
             <w:vAlign w:val="center"/>
           </w:tcPr>
@@ -8563,7 +8563,7 @@
         <w:trPr/>
         <w:tc>
           <w:tcPr>
-            <w:tcW w:w="1601" w:type="dxa"/>
+            <w:tcW w:w="1373" w:type="dxa"/>
             <w:tcBorders/>
             <w:vAlign w:val="center"/>
           </w:tcPr>
@@ -8583,7 +8583,7 @@
         </w:tc>
         <w:tc>
           <w:tcPr>
-            <w:tcW w:w="5952" w:type="dxa"/>
+            <w:tcW w:w="6180" w:type="dxa"/>
             <w:tcBorders/>
             <w:vAlign w:val="center"/>
           </w:tcPr>
@@ -8606,7 +8606,7 @@
         <w:trPr/>
         <w:tc>
           <w:tcPr>
-            <w:tcW w:w="1601" w:type="dxa"/>
+            <w:tcW w:w="1373" w:type="dxa"/>
             <w:tcBorders/>
             <w:vAlign w:val="center"/>
           </w:tcPr>
@@ -8626,73 +8626,123 @@
         </w:tc>
         <w:tc>
           <w:tcPr>
-            <w:tcW w:w="5952" w:type="dxa"/>
-            <w:tcBorders/>
-            <w:vAlign w:val="center"/>
-          </w:tcPr>
-          <w:p>
-            <w:pPr>
-              <w:pStyle w:val="TableContents"/>
-              <w:bidi w:val="0"/>
-              <w:spacing w:before="0" w:after="283"/>
-              <w:jc w:val="left"/>
-              <w:rPr/>
-            </w:pPr>
-            <w:r>
-              <w:rPr/>
-              <w:t>None yet.</w:t>
-            </w:r>
-          </w:p>
-        </w:tc>
-      </w:tr>
-      <w:tr>
-        <w:trPr/>
-        <w:tc>
-          <w:tcPr>
-            <w:tcW w:w="1601" w:type="dxa"/>
-            <w:tcBorders/>
-            <w:vAlign w:val="center"/>
-          </w:tcPr>
-          <w:p>
-            <w:pPr>
-              <w:pStyle w:val="TableContents"/>
-              <w:bidi w:val="0"/>
-              <w:spacing w:before="0" w:after="283"/>
-              <w:jc w:val="left"/>
-              <w:rPr/>
-            </w:pPr>
-            <w:r>
-              <w:rPr/>
-              <w:t>Corrective action (proposed)</w:t>
-            </w:r>
-          </w:p>
-        </w:tc>
-        <w:tc>
-          <w:tcPr>
-            <w:tcW w:w="5952" w:type="dxa"/>
-            <w:tcBorders/>
-            <w:vAlign w:val="center"/>
-          </w:tcPr>
-          <w:p>
-            <w:pPr>
-              <w:pStyle w:val="TableContents"/>
-              <w:bidi w:val="0"/>
-              <w:spacing w:before="0" w:after="283"/>
-              <w:jc w:val="left"/>
-              <w:rPr/>
-            </w:pPr>
-            <w:r>
-              <w:rPr/>
-              <w:t>Server-side revocation (token id deny-list checked on each request) or a short token lifetime with refresh.</w:t>
-            </w:r>
-          </w:p>
-        </w:tc>
-      </w:tr>
-      <w:tr>
-        <w:trPr/>
-        <w:tc>
-          <w:tcPr>
-            <w:tcW w:w="1601" w:type="dxa"/>
+            <w:tcW w:w="6180" w:type="dxa"/>
+            <w:tcBorders/>
+            <w:vAlign w:val="center"/>
+          </w:tcPr>
+          <w:p>
+            <w:pPr>
+              <w:pStyle w:val="TableContents"/>
+              <w:bidi w:val="0"/>
+              <w:spacing w:before="0" w:after="283"/>
+              <w:jc w:val="left"/>
+              <w:rPr/>
+            </w:pPr>
+            <w:r>
+              <w:rPr/>
+              <w:t xml:space="preserve">Logout now revokes the token server-side (hash stored until expiry, rejected by </w:t>
+            </w:r>
+            <w:r>
+              <w:rPr>
+                <w:rStyle w:val="SourceText"/>
+              </w:rPr>
+              <w:t>decode_token</w:t>
+            </w:r>
+            <w:r>
+              <w:rPr/>
+              <w:t xml:space="preserve">); the voice WebSocket confirms the session with the backend and fails closed — </w:t>
+            </w:r>
+            <w:r>
+              <w:rPr>
+                <w:rStyle w:val="SourceText"/>
+              </w:rPr>
+              <w:t>e0ed4d0</w:t>
+            </w:r>
+            <w:r>
+              <w:rPr/>
+              <w:t xml:space="preserve">. Re-testing found the logout itself logged as anonymous (the activity log resolved the user after revocation); fixed in </w:t>
+            </w:r>
+            <w:r>
+              <w:rPr>
+                <w:rStyle w:val="SourceText"/>
+              </w:rPr>
+              <w:t>3feb5db</w:t>
+            </w:r>
+            <w:r>
+              <w:rPr/>
+              <w:t>.</w:t>
+            </w:r>
+          </w:p>
+        </w:tc>
+      </w:tr>
+      <w:tr>
+        <w:trPr/>
+        <w:tc>
+          <w:tcPr>
+            <w:tcW w:w="1373" w:type="dxa"/>
+            <w:tcBorders/>
+            <w:vAlign w:val="center"/>
+          </w:tcPr>
+          <w:p>
+            <w:pPr>
+              <w:pStyle w:val="TableContents"/>
+              <w:bidi w:val="0"/>
+              <w:spacing w:before="0" w:after="283"/>
+              <w:jc w:val="left"/>
+              <w:rPr/>
+            </w:pPr>
+            <w:r>
+              <w:rPr/>
+              <w:t>Corrective action</w:t>
+            </w:r>
+          </w:p>
+        </w:tc>
+        <w:tc>
+          <w:tcPr>
+            <w:tcW w:w="6180" w:type="dxa"/>
+            <w:tcBorders/>
+            <w:vAlign w:val="center"/>
+          </w:tcPr>
+          <w:p>
+            <w:pPr>
+              <w:pStyle w:val="TableContents"/>
+              <w:bidi w:val="0"/>
+              <w:spacing w:before="0" w:after="283"/>
+              <w:jc w:val="left"/>
+              <w:rPr/>
+            </w:pPr>
+            <w:r>
+              <w:rPr/>
+              <w:t xml:space="preserve">Regression tests </w:t>
+            </w:r>
+            <w:r>
+              <w:rPr>
+                <w:rStyle w:val="SourceText"/>
+              </w:rPr>
+              <w:t>test_nc012_*</w:t>
+            </w:r>
+            <w:r>
+              <w:rPr/>
+              <w:t xml:space="preserve"> (backend) and </w:t>
+            </w:r>
+            <w:r>
+              <w:rPr>
+                <w:rStyle w:val="SourceText"/>
+              </w:rPr>
+              <w:t>test_auth_session.py</w:t>
+            </w:r>
+            <w:r>
+              <w:rPr/>
+              <w:t xml:space="preserve"> (voice) added to the suites.</w:t>
+            </w:r>
+          </w:p>
+        </w:tc>
+      </w:tr>
+      <w:tr>
+        <w:trPr/>
+        <w:tc>
+          <w:tcPr>
+            <w:tcW w:w="1373" w:type="dxa"/>
             <w:tcBorders/>
             <w:vAlign w:val="center"/>
           </w:tcPr>
@@ -8712,30 +8762,40 @@
         </w:tc>
         <w:tc>
           <w:tcPr>
-            <w:tcW w:w="5952" w:type="dxa"/>
-            <w:tcBorders/>
-            <w:vAlign w:val="center"/>
-          </w:tcPr>
-          <w:p>
-            <w:pPr>
-              <w:pStyle w:val="TableContents"/>
-              <w:bidi w:val="0"/>
-              <w:spacing w:before="0" w:after="283"/>
-              <w:jc w:val="left"/>
-              <w:rPr/>
-            </w:pPr>
-            <w:r>
-              <w:rPr/>
-              <w:t>Pending — AC-101.7 must return 401 for a replayed token.</w:t>
-            </w:r>
-          </w:p>
-        </w:tc>
-      </w:tr>
-      <w:tr>
-        <w:trPr/>
-        <w:tc>
-          <w:tcPr>
-            <w:tcW w:w="1601" w:type="dxa"/>
+            <w:tcW w:w="6180" w:type="dxa"/>
+            <w:tcBorders/>
+            <w:vAlign w:val="center"/>
+          </w:tcPr>
+          <w:p>
+            <w:pPr>
+              <w:pStyle w:val="TableContents"/>
+              <w:bidi w:val="0"/>
+              <w:spacing w:before="0" w:after="283"/>
+              <w:jc w:val="left"/>
+              <w:rPr/>
+            </w:pPr>
+            <w:r>
+              <w:rPr/>
+              <w:t xml:space="preserve">Acceptance run 4 (2026-10-06 22:28 UTC, v1.4.1): AC-101.7 replayed token → </w:t>
+            </w:r>
+            <w:r>
+              <w:rPr>
+                <w:rStyle w:val="Strong"/>
+              </w:rPr>
+              <w:t>401</w:t>
+            </w:r>
+            <w:r>
+              <w:rPr/>
+              <w:t>; AC-101.8 activity recorded for the user; AC-101.9 voice 403/101.</w:t>
+            </w:r>
+          </w:p>
+        </w:tc>
+      </w:tr>
+      <w:tr>
+        <w:trPr/>
+        <w:tc>
+          <w:tcPr>
+            <w:tcW w:w="1373" w:type="dxa"/>
             <w:tcBorders/>
             <w:vAlign w:val="center"/>
           </w:tcPr>
@@ -8755,7 +8815,7 @@
         </w:tc>
         <w:tc>
           <w:tcPr>
-            <w:tcW w:w="5952" w:type="dxa"/>
+            <w:tcW w:w="6180" w:type="dxa"/>
             <w:tcBorders/>
             <w:vAlign w:val="center"/>
           </w:tcPr>
@@ -8771,7 +8831,11 @@
               <w:rPr>
                 <w:rStyle w:val="Strong"/>
               </w:rPr>
-              <w:t>OPEN</w:t>
+              <w:t>Closed</w:t>
+            </w:r>
+            <w:r>
+              <w:rPr/>
+              <w:t xml:space="preserve"> 2026-10-06, effectiveness verified (release v1.4.1)</w:t>
             </w:r>
           </w:p>
         </w:tc>
@@ -8803,8 +8867,8 @@
         </w:tblCellMar>
       </w:tblPr>
       <w:tblGrid>
-        <w:gridCol w:w="1554"/>
-        <w:gridCol w:w="5999"/>
+        <w:gridCol w:w="1474"/>
+        <w:gridCol w:w="6079"/>
       </w:tblGrid>
       <w:tr>
         <w:trPr>
@@ -8812,7 +8876,7 @@
         </w:trPr>
         <w:tc>
           <w:tcPr>
-            <w:tcW w:w="1554" w:type="dxa"/>
+            <w:tcW w:w="1474" w:type="dxa"/>
             <w:tcBorders/>
             <w:vAlign w:val="center"/>
           </w:tcPr>
@@ -8834,7 +8898,7 @@
         </w:tc>
         <w:tc>
           <w:tcPr>
-            <w:tcW w:w="5999" w:type="dxa"/>
+            <w:tcW w:w="6079" w:type="dxa"/>
             <w:tcBorders/>
             <w:vAlign w:val="center"/>
           </w:tcPr>
@@ -8859,7 +8923,7 @@
         <w:trPr/>
         <w:tc>
           <w:tcPr>
-            <w:tcW w:w="1554" w:type="dxa"/>
+            <w:tcW w:w="1474" w:type="dxa"/>
             <w:tcBorders/>
             <w:vAlign w:val="center"/>
           </w:tcPr>
@@ -8879,7 +8943,7 @@
         </w:tc>
         <w:tc>
           <w:tcPr>
-            <w:tcW w:w="5999" w:type="dxa"/>
+            <w:tcW w:w="6079" w:type="dxa"/>
             <w:tcBorders/>
             <w:vAlign w:val="center"/>
           </w:tcPr>
@@ -8902,7 +8966,7 @@
         <w:trPr/>
         <w:tc>
           <w:tcPr>
-            <w:tcW w:w="1554" w:type="dxa"/>
+            <w:tcW w:w="1474" w:type="dxa"/>
             <w:tcBorders/>
             <w:vAlign w:val="center"/>
           </w:tcPr>
@@ -8922,7 +8986,7 @@
         </w:tc>
         <w:tc>
           <w:tcPr>
-            <w:tcW w:w="5999" w:type="dxa"/>
+            <w:tcW w:w="6079" w:type="dxa"/>
             <w:tcBorders/>
             <w:vAlign w:val="center"/>
           </w:tcPr>
@@ -8951,7 +9015,7 @@
         <w:trPr/>
         <w:tc>
           <w:tcPr>
-            <w:tcW w:w="1554" w:type="dxa"/>
+            <w:tcW w:w="1474" w:type="dxa"/>
             <w:tcBorders/>
             <w:vAlign w:val="center"/>
           </w:tcPr>
@@ -8971,7 +9035,7 @@
         </w:tc>
         <w:tc>
           <w:tcPr>
-            <w:tcW w:w="5999" w:type="dxa"/>
+            <w:tcW w:w="6079" w:type="dxa"/>
             <w:tcBorders/>
             <w:vAlign w:val="center"/>
           </w:tcPr>
@@ -9000,7 +9064,7 @@
         <w:trPr/>
         <w:tc>
           <w:tcPr>
-            <w:tcW w:w="1554" w:type="dxa"/>
+            <w:tcW w:w="1474" w:type="dxa"/>
             <w:tcBorders/>
             <w:vAlign w:val="center"/>
           </w:tcPr>
@@ -9020,7 +9084,7 @@
         </w:tc>
         <w:tc>
           <w:tcPr>
-            <w:tcW w:w="5999" w:type="dxa"/>
+            <w:tcW w:w="6079" w:type="dxa"/>
             <w:tcBorders/>
             <w:vAlign w:val="center"/>
           </w:tcPr>
@@ -9049,7 +9113,7 @@
         <w:trPr/>
         <w:tc>
           <w:tcPr>
-            <w:tcW w:w="1554" w:type="dxa"/>
+            <w:tcW w:w="1474" w:type="dxa"/>
             <w:tcBorders/>
             <w:vAlign w:val="center"/>
           </w:tcPr>
@@ -9069,7 +9133,7 @@
         </w:tc>
         <w:tc>
           <w:tcPr>
-            <w:tcW w:w="5999" w:type="dxa"/>
+            <w:tcW w:w="6079" w:type="dxa"/>
             <w:tcBorders/>
             <w:vAlign w:val="center"/>
           </w:tcPr>
@@ -9122,7 +9186,7 @@
         <w:trPr/>
         <w:tc>
           <w:tcPr>
-            <w:tcW w:w="1554" w:type="dxa"/>
+            <w:tcW w:w="1474" w:type="dxa"/>
             <w:tcBorders/>
             <w:vAlign w:val="center"/>
           </w:tcPr>
@@ -9142,7 +9206,7 @@
         </w:tc>
         <w:tc>
           <w:tcPr>
-            <w:tcW w:w="5999" w:type="dxa"/>
+            <w:tcW w:w="6079" w:type="dxa"/>
             <w:tcBorders/>
             <w:vAlign w:val="center"/>
           </w:tcPr>
@@ -9165,7 +9229,7 @@
         <w:trPr/>
         <w:tc>
           <w:tcPr>
-            <w:tcW w:w="1554" w:type="dxa"/>
+            <w:tcW w:w="1474" w:type="dxa"/>
             <w:tcBorders/>
             <w:vAlign w:val="center"/>
           </w:tcPr>
@@ -9185,73 +9249,93 @@
         </w:tc>
         <w:tc>
           <w:tcPr>
-            <w:tcW w:w="5999" w:type="dxa"/>
-            <w:tcBorders/>
-            <w:vAlign w:val="center"/>
-          </w:tcPr>
-          <w:p>
-            <w:pPr>
-              <w:pStyle w:val="TableContents"/>
-              <w:bidi w:val="0"/>
-              <w:spacing w:before="0" w:after="283"/>
-              <w:jc w:val="left"/>
-              <w:rPr/>
-            </w:pPr>
-            <w:r>
-              <w:rPr/>
-              <w:t>Test document deleted.</w:t>
-            </w:r>
-          </w:p>
-        </w:tc>
-      </w:tr>
-      <w:tr>
-        <w:trPr/>
-        <w:tc>
-          <w:tcPr>
-            <w:tcW w:w="1554" w:type="dxa"/>
-            <w:tcBorders/>
-            <w:vAlign w:val="center"/>
-          </w:tcPr>
-          <w:p>
-            <w:pPr>
-              <w:pStyle w:val="TableContents"/>
-              <w:bidi w:val="0"/>
-              <w:spacing w:before="0" w:after="283"/>
-              <w:jc w:val="left"/>
-              <w:rPr/>
-            </w:pPr>
-            <w:r>
-              <w:rPr/>
-              <w:t>Corrective action (proposed)</w:t>
-            </w:r>
-          </w:p>
-        </w:tc>
-        <w:tc>
-          <w:tcPr>
-            <w:tcW w:w="5999" w:type="dxa"/>
-            <w:tcBorders/>
-            <w:vAlign w:val="center"/>
-          </w:tcPr>
-          <w:p>
-            <w:pPr>
-              <w:pStyle w:val="TableContents"/>
-              <w:bidi w:val="0"/>
-              <w:spacing w:before="0" w:after="283"/>
-              <w:jc w:val="left"/>
-              <w:rPr/>
-            </w:pPr>
-            <w:r>
-              <w:rPr/>
-              <w:t>Allow-list supported types (PDF, DOCX, PPTX, TXT, MD and the other parsed formats) and reject binary content by signature.</w:t>
-            </w:r>
-          </w:p>
-        </w:tc>
-      </w:tr>
-      <w:tr>
-        <w:trPr/>
-        <w:tc>
-          <w:tcPr>
-            <w:tcW w:w="1554" w:type="dxa"/>
+            <w:tcW w:w="6079" w:type="dxa"/>
+            <w:tcBorders/>
+            <w:vAlign w:val="center"/>
+          </w:tcPr>
+          <w:p>
+            <w:pPr>
+              <w:pStyle w:val="TableContents"/>
+              <w:bidi w:val="0"/>
+              <w:spacing w:before="0" w:after="283"/>
+              <w:jc w:val="left"/>
+              <w:rPr/>
+            </w:pPr>
+            <w:r>
+              <w:rPr/>
+              <w:t xml:space="preserve">Upload limited to .pdf/.docx/.pptx/.txt/.md, checked by content signature; binary text rejected with HTTP 415 — </w:t>
+            </w:r>
+            <w:r>
+              <w:rPr>
+                <w:rStyle w:val="SourceText"/>
+              </w:rPr>
+              <w:t>e0ed4d0</w:t>
+            </w:r>
+            <w:r>
+              <w:rPr/>
+              <w:t>.</w:t>
+            </w:r>
+          </w:p>
+        </w:tc>
+      </w:tr>
+      <w:tr>
+        <w:trPr/>
+        <w:tc>
+          <w:tcPr>
+            <w:tcW w:w="1474" w:type="dxa"/>
+            <w:tcBorders/>
+            <w:vAlign w:val="center"/>
+          </w:tcPr>
+          <w:p>
+            <w:pPr>
+              <w:pStyle w:val="TableContents"/>
+              <w:bidi w:val="0"/>
+              <w:spacing w:before="0" w:after="283"/>
+              <w:jc w:val="left"/>
+              <w:rPr/>
+            </w:pPr>
+            <w:r>
+              <w:rPr/>
+              <w:t>Corrective action</w:t>
+            </w:r>
+          </w:p>
+        </w:tc>
+        <w:tc>
+          <w:tcPr>
+            <w:tcW w:w="6079" w:type="dxa"/>
+            <w:tcBorders/>
+            <w:vAlign w:val="center"/>
+          </w:tcPr>
+          <w:p>
+            <w:pPr>
+              <w:pStyle w:val="TableContents"/>
+              <w:bidi w:val="0"/>
+              <w:spacing w:before="0" w:after="283"/>
+              <w:jc w:val="left"/>
+              <w:rPr/>
+            </w:pPr>
+            <w:r>
+              <w:rPr/>
+              <w:t xml:space="preserve">Regression tests </w:t>
+            </w:r>
+            <w:r>
+              <w:rPr>
+                <w:rStyle w:val="SourceText"/>
+              </w:rPr>
+              <w:t>test_nc013_*</w:t>
+            </w:r>
+            <w:r>
+              <w:rPr/>
+              <w:t xml:space="preserve"> added.</w:t>
+            </w:r>
+          </w:p>
+        </w:tc>
+      </w:tr>
+      <w:tr>
+        <w:trPr/>
+        <w:tc>
+          <w:tcPr>
+            <w:tcW w:w="1474" w:type="dxa"/>
             <w:tcBorders/>
             <w:vAlign w:val="center"/>
           </w:tcPr>
@@ -9271,30 +9355,50 @@
         </w:tc>
         <w:tc>
           <w:tcPr>
-            <w:tcW w:w="5999" w:type="dxa"/>
-            <w:tcBorders/>
-            <w:vAlign w:val="center"/>
-          </w:tcPr>
-          <w:p>
-            <w:pPr>
-              <w:pStyle w:val="TableContents"/>
-              <w:bidi w:val="0"/>
-              <w:spacing w:before="0" w:after="283"/>
-              <w:jc w:val="left"/>
-              <w:rPr/>
-            </w:pPr>
-            <w:r>
-              <w:rPr/>
-              <w:t>Pending — DOC-102.5 must return 4xx with nothing stored.</w:t>
-            </w:r>
-          </w:p>
-        </w:tc>
-      </w:tr>
-      <w:tr>
-        <w:trPr/>
-        <w:tc>
-          <w:tcPr>
-            <w:tcW w:w="1554" w:type="dxa"/>
+            <w:tcW w:w="6079" w:type="dxa"/>
+            <w:tcBorders/>
+            <w:vAlign w:val="center"/>
+          </w:tcPr>
+          <w:p>
+            <w:pPr>
+              <w:pStyle w:val="TableContents"/>
+              <w:bidi w:val="0"/>
+              <w:spacing w:before="0" w:after="283"/>
+              <w:jc w:val="left"/>
+              <w:rPr/>
+            </w:pPr>
+            <w:r>
+              <w:rPr/>
+              <w:t xml:space="preserve">Acceptance run 4: DOC-102.5 </w:t>
+            </w:r>
+            <w:r>
+              <w:rPr>
+                <w:rStyle w:val="SourceText"/>
+              </w:rPr>
+              <w:t>tool.exe</w:t>
+            </w:r>
+            <w:r>
+              <w:rPr/>
+              <w:t xml:space="preserve"> → </w:t>
+            </w:r>
+            <w:r>
+              <w:rPr>
+                <w:rStyle w:val="Strong"/>
+              </w:rPr>
+              <w:t>HTTP 415</w:t>
+            </w:r>
+            <w:r>
+              <w:rPr/>
+              <w:t>, nothing stored; valid text upload still accepted (DOC-102.1).</w:t>
+            </w:r>
+          </w:p>
+        </w:tc>
+      </w:tr>
+      <w:tr>
+        <w:trPr/>
+        <w:tc>
+          <w:tcPr>
+            <w:tcW w:w="1474" w:type="dxa"/>
             <w:tcBorders/>
             <w:vAlign w:val="center"/>
           </w:tcPr>
@@ -9314,7 +9418,7 @@
         </w:tc>
         <w:tc>
           <w:tcPr>
-            <w:tcW w:w="5999" w:type="dxa"/>
+            <w:tcW w:w="6079" w:type="dxa"/>
             <w:tcBorders/>
             <w:vAlign w:val="center"/>
           </w:tcPr>
@@ -9330,7 +9434,11 @@
               <w:rPr>
                 <w:rStyle w:val="Strong"/>
               </w:rPr>
-              <w:t>OPEN</w:t>
+              <w:t>Closed</w:t>
+            </w:r>
+            <w:r>
+              <w:rPr/>
+              <w:t xml:space="preserve"> 2026-10-06, effectiveness verified (release v1.4.1)</w:t>
             </w:r>
           </w:p>
         </w:tc>
@@ -9362,8 +9470,8 @@
         </w:tblCellMar>
       </w:tblPr>
       <w:tblGrid>
-        <w:gridCol w:w="1385"/>
-        <w:gridCol w:w="6168"/>
+        <w:gridCol w:w="1340"/>
+        <w:gridCol w:w="6213"/>
       </w:tblGrid>
       <w:tr>
         <w:trPr>
@@ -9371,7 +9479,7 @@
         </w:trPr>
         <w:tc>
           <w:tcPr>
-            <w:tcW w:w="1385" w:type="dxa"/>
+            <w:tcW w:w="1340" w:type="dxa"/>
             <w:tcBorders/>
             <w:vAlign w:val="center"/>
           </w:tcPr>
@@ -9393,7 +9501,7 @@
         </w:tc>
         <w:tc>
           <w:tcPr>
-            <w:tcW w:w="6168" w:type="dxa"/>
+            <w:tcW w:w="6213" w:type="dxa"/>
             <w:tcBorders/>
             <w:vAlign w:val="center"/>
           </w:tcPr>
@@ -9418,7 +9526,7 @@
         <w:trPr/>
         <w:tc>
           <w:tcPr>
-            <w:tcW w:w="1385" w:type="dxa"/>
+            <w:tcW w:w="1340" w:type="dxa"/>
             <w:tcBorders/>
             <w:vAlign w:val="center"/>
           </w:tcPr>
@@ -9438,7 +9546,7 @@
         </w:tc>
         <w:tc>
           <w:tcPr>
-            <w:tcW w:w="6168" w:type="dxa"/>
+            <w:tcW w:w="6213" w:type="dxa"/>
             <w:tcBorders/>
             <w:vAlign w:val="center"/>
           </w:tcPr>
@@ -9461,7 +9569,7 @@
         <w:trPr/>
         <w:tc>
           <w:tcPr>
-            <w:tcW w:w="1385" w:type="dxa"/>
+            <w:tcW w:w="1340" w:type="dxa"/>
             <w:tcBorders/>
             <w:vAlign w:val="center"/>
           </w:tcPr>
@@ -9481,7 +9589,7 @@
         </w:tc>
         <w:tc>
           <w:tcPr>
-            <w:tcW w:w="6168" w:type="dxa"/>
+            <w:tcW w:w="6213" w:type="dxa"/>
             <w:tcBorders/>
             <w:vAlign w:val="center"/>
           </w:tcPr>
@@ -9510,7 +9618,7 @@
         <w:trPr/>
         <w:tc>
           <w:tcPr>
-            <w:tcW w:w="1385" w:type="dxa"/>
+            <w:tcW w:w="1340" w:type="dxa"/>
             <w:tcBorders/>
             <w:vAlign w:val="center"/>
           </w:tcPr>
@@ -9530,7 +9638,7 @@
         </w:tc>
         <w:tc>
           <w:tcPr>
-            <w:tcW w:w="6168" w:type="dxa"/>
+            <w:tcW w:w="6213" w:type="dxa"/>
             <w:tcBorders/>
             <w:vAlign w:val="center"/>
           </w:tcPr>
@@ -9559,7 +9667,7 @@
         <w:trPr/>
         <w:tc>
           <w:tcPr>
-            <w:tcW w:w="1385" w:type="dxa"/>
+            <w:tcW w:w="1340" w:type="dxa"/>
             <w:tcBorders/>
             <w:vAlign w:val="center"/>
           </w:tcPr>
@@ -9579,7 +9687,7 @@
         </w:tc>
         <w:tc>
           <w:tcPr>
-            <w:tcW w:w="6168" w:type="dxa"/>
+            <w:tcW w:w="6213" w:type="dxa"/>
             <w:tcBorders/>
             <w:vAlign w:val="center"/>
           </w:tcPr>
@@ -9608,7 +9716,7 @@
         <w:trPr/>
         <w:tc>
           <w:tcPr>
-            <w:tcW w:w="1385" w:type="dxa"/>
+            <w:tcW w:w="1340" w:type="dxa"/>
             <w:tcBorders/>
             <w:vAlign w:val="center"/>
           </w:tcPr>
@@ -9628,7 +9736,7 @@
         </w:tc>
         <w:tc>
           <w:tcPr>
-            <w:tcW w:w="6168" w:type="dxa"/>
+            <w:tcW w:w="6213" w:type="dxa"/>
             <w:tcBorders/>
             <w:vAlign w:val="center"/>
           </w:tcPr>
@@ -9687,7 +9795,7 @@
         <w:trPr/>
         <w:tc>
           <w:tcPr>
-            <w:tcW w:w="1385" w:type="dxa"/>
+            <w:tcW w:w="1340" w:type="dxa"/>
             <w:tcBorders/>
             <w:vAlign w:val="center"/>
           </w:tcPr>
@@ -9707,7 +9815,7 @@
         </w:tc>
         <w:tc>
           <w:tcPr>
-            <w:tcW w:w="6168" w:type="dxa"/>
+            <w:tcW w:w="6213" w:type="dxa"/>
             <w:tcBorders/>
             <w:vAlign w:val="center"/>
           </w:tcPr>
@@ -9730,7 +9838,7 @@
         <w:trPr/>
         <w:tc>
           <w:tcPr>
-            <w:tcW w:w="1385" w:type="dxa"/>
+            <w:tcW w:w="1340" w:type="dxa"/>
             <w:tcBorders/>
             <w:vAlign w:val="center"/>
           </w:tcPr>
@@ -9750,83 +9858,93 @@
         </w:tc>
         <w:tc>
           <w:tcPr>
-            <w:tcW w:w="6168" w:type="dxa"/>
-            <w:tcBorders/>
-            <w:vAlign w:val="center"/>
-          </w:tcPr>
-          <w:p>
-            <w:pPr>
-              <w:pStyle w:val="TableContents"/>
-              <w:bidi w:val="0"/>
-              <w:spacing w:before="0" w:after="283"/>
-              <w:jc w:val="left"/>
-              <w:rPr/>
-            </w:pPr>
-            <w:r>
-              <w:rPr/>
-              <w:t>None yet.</w:t>
-            </w:r>
-          </w:p>
-        </w:tc>
-      </w:tr>
-      <w:tr>
-        <w:trPr/>
-        <w:tc>
-          <w:tcPr>
-            <w:tcW w:w="1385" w:type="dxa"/>
-            <w:tcBorders/>
-            <w:vAlign w:val="center"/>
-          </w:tcPr>
-          <w:p>
-            <w:pPr>
-              <w:pStyle w:val="TableContents"/>
-              <w:bidi w:val="0"/>
-              <w:spacing w:before="0" w:after="283"/>
-              <w:jc w:val="left"/>
-              <w:rPr/>
-            </w:pPr>
-            <w:r>
-              <w:rPr/>
-              <w:t>Corrective action (proposed)</w:t>
-            </w:r>
-          </w:p>
-        </w:tc>
-        <w:tc>
-          <w:tcPr>
-            <w:tcW w:w="6168" w:type="dxa"/>
-            <w:tcBorders/>
-            <w:vAlign w:val="center"/>
-          </w:tcPr>
-          <w:p>
-            <w:pPr>
-              <w:pStyle w:val="TableContents"/>
-              <w:bidi w:val="0"/>
-              <w:spacing w:before="0" w:after="283"/>
-              <w:jc w:val="left"/>
-              <w:rPr/>
-            </w:pPr>
-            <w:r>
-              <w:rPr/>
-              <w:t xml:space="preserve">Investigate the </w:t>
-            </w:r>
-            <w:r>
-              <w:rPr>
-                <w:rStyle w:val="SourceText"/>
-              </w:rPr>
-              <w:t>/api/chat/ask</w:t>
-            </w:r>
-            <w:r>
-              <w:rPr/>
-              <w:t xml:space="preserve"> path; add RAG-103.2/103.3 as automated API tests.</w:t>
-            </w:r>
-          </w:p>
-        </w:tc>
-      </w:tr>
-      <w:tr>
-        <w:trPr/>
-        <w:tc>
-          <w:tcPr>
-            <w:tcW w:w="1385" w:type="dxa"/>
+            <w:tcW w:w="6213" w:type="dxa"/>
+            <w:tcBorders/>
+            <w:vAlign w:val="center"/>
+          </w:tcPr>
+          <w:p>
+            <w:pPr>
+              <w:pStyle w:val="TableContents"/>
+              <w:bidi w:val="0"/>
+              <w:spacing w:before="0" w:after="283"/>
+              <w:jc w:val="left"/>
+              <w:rPr/>
+            </w:pPr>
+            <w:r>
+              <w:rPr/>
+              <w:t xml:space="preserve">Greeting + small talk recognised by rule; semantic intent classifier warmed at start-up; Financial Advisor prompt no longer asks the model to guess an FMR chapter — </w:t>
+            </w:r>
+            <w:r>
+              <w:rPr>
+                <w:rStyle w:val="SourceText"/>
+              </w:rPr>
+              <w:t>e0ed4d0</w:t>
+            </w:r>
+            <w:r>
+              <w:rPr/>
+              <w:t>.</w:t>
+            </w:r>
+          </w:p>
+        </w:tc>
+      </w:tr>
+      <w:tr>
+        <w:trPr/>
+        <w:tc>
+          <w:tcPr>
+            <w:tcW w:w="1340" w:type="dxa"/>
+            <w:tcBorders/>
+            <w:vAlign w:val="center"/>
+          </w:tcPr>
+          <w:p>
+            <w:pPr>
+              <w:pStyle w:val="TableContents"/>
+              <w:bidi w:val="0"/>
+              <w:spacing w:before="0" w:after="283"/>
+              <w:jc w:val="left"/>
+              <w:rPr/>
+            </w:pPr>
+            <w:r>
+              <w:rPr/>
+              <w:t>Corrective action</w:t>
+            </w:r>
+          </w:p>
+        </w:tc>
+        <w:tc>
+          <w:tcPr>
+            <w:tcW w:w="6213" w:type="dxa"/>
+            <w:tcBorders/>
+            <w:vAlign w:val="center"/>
+          </w:tcPr>
+          <w:p>
+            <w:pPr>
+              <w:pStyle w:val="TableContents"/>
+              <w:bidi w:val="0"/>
+              <w:spacing w:before="0" w:after="283"/>
+              <w:jc w:val="left"/>
+              <w:rPr/>
+            </w:pPr>
+            <w:r>
+              <w:rPr/>
+              <w:t xml:space="preserve">Regression tests </w:t>
+            </w:r>
+            <w:r>
+              <w:rPr>
+                <w:rStyle w:val="SourceText"/>
+              </w:rPr>
+              <w:t>test_nc014_*</w:t>
+            </w:r>
+            <w:r>
+              <w:rPr/>
+              <w:t xml:space="preserve"> added.</w:t>
+            </w:r>
+          </w:p>
+        </w:tc>
+      </w:tr>
+      <w:tr>
+        <w:trPr/>
+        <w:tc>
+          <w:tcPr>
+            <w:tcW w:w="1340" w:type="dxa"/>
             <w:tcBorders/>
             <w:vAlign w:val="center"/>
           </w:tcPr>
@@ -9846,30 +9964,40 @@
         </w:tc>
         <w:tc>
           <w:tcPr>
-            <w:tcW w:w="6168" w:type="dxa"/>
-            <w:tcBorders/>
-            <w:vAlign w:val="center"/>
-          </w:tcPr>
-          <w:p>
-            <w:pPr>
-              <w:pStyle w:val="TableContents"/>
-              <w:bidi w:val="0"/>
-              <w:spacing w:before="0" w:after="283"/>
-              <w:jc w:val="left"/>
-              <w:rPr/>
-            </w:pPr>
-            <w:r>
-              <w:rPr/>
-              <w:t>Pending.</w:t>
-            </w:r>
-          </w:p>
-        </w:tc>
-      </w:tr>
-      <w:tr>
-        <w:trPr/>
-        <w:tc>
-          <w:tcPr>
-            <w:tcW w:w="1385" w:type="dxa"/>
+            <w:tcW w:w="6213" w:type="dxa"/>
+            <w:tcBorders/>
+            <w:vAlign w:val="center"/>
+          </w:tcPr>
+          <w:p>
+            <w:pPr>
+              <w:pStyle w:val="TableContents"/>
+              <w:bidi w:val="0"/>
+              <w:spacing w:before="0" w:after="283"/>
+              <w:jc w:val="left"/>
+              <w:rPr/>
+            </w:pPr>
+            <w:r>
+              <w:rPr/>
+              <w:t xml:space="preserve">Acceptance run 4: RAG-103.3 small talk → </w:t>
+            </w:r>
+            <w:r>
+              <w:rPr>
+                <w:rStyle w:val="Strong"/>
+              </w:rPr>
+              <w:t>no citations</w:t>
+            </w:r>
+            <w:r>
+              <w:rPr/>
+              <w:t>, answered in ~1 s. Residual observation: a not-found answer may still list the passages that were searched (RAG-103.2) — tracked, not a failed criterion.</w:t>
+            </w:r>
+          </w:p>
+        </w:tc>
+      </w:tr>
+      <w:tr>
+        <w:trPr/>
+        <w:tc>
+          <w:tcPr>
+            <w:tcW w:w="1340" w:type="dxa"/>
             <w:tcBorders/>
             <w:vAlign w:val="center"/>
           </w:tcPr>
@@ -9889,7 +10017,7 @@
         </w:tc>
         <w:tc>
           <w:tcPr>
-            <w:tcW w:w="6168" w:type="dxa"/>
+            <w:tcW w:w="6213" w:type="dxa"/>
             <w:tcBorders/>
             <w:vAlign w:val="center"/>
           </w:tcPr>
@@ -9905,7 +10033,11 @@
               <w:rPr>
                 <w:rStyle w:val="Strong"/>
               </w:rPr>
-              <w:t>OPEN</w:t>
+              <w:t>Closed</w:t>
+            </w:r>
+            <w:r>
+              <w:rPr/>
+              <w:t xml:space="preserve"> 2026-10-06, effectiveness verified (release v1.4.1)</w:t>
             </w:r>
           </w:p>
         </w:tc>
@@ -9937,8 +10069,8 @@
         </w:tblCellMar>
       </w:tblPr>
       <w:tblGrid>
-        <w:gridCol w:w="1582"/>
-        <w:gridCol w:w="5971"/>
+        <w:gridCol w:w="1496"/>
+        <w:gridCol w:w="6057"/>
       </w:tblGrid>
       <w:tr>
         <w:trPr>
@@ -9946,7 +10078,7 @@
         </w:trPr>
         <w:tc>
           <w:tcPr>
-            <w:tcW w:w="1582" w:type="dxa"/>
+            <w:tcW w:w="1496" w:type="dxa"/>
             <w:tcBorders/>
             <w:vAlign w:val="center"/>
           </w:tcPr>
@@ -9968,7 +10100,7 @@
         </w:tc>
         <w:tc>
           <w:tcPr>
-            <w:tcW w:w="5971" w:type="dxa"/>
+            <w:tcW w:w="6057" w:type="dxa"/>
             <w:tcBorders/>
             <w:vAlign w:val="center"/>
           </w:tcPr>
@@ -9993,7 +10125,7 @@
         <w:trPr/>
         <w:tc>
           <w:tcPr>
-            <w:tcW w:w="1582" w:type="dxa"/>
+            <w:tcW w:w="1496" w:type="dxa"/>
             <w:tcBorders/>
             <w:vAlign w:val="center"/>
           </w:tcPr>
@@ -10013,7 +10145,7 @@
         </w:tc>
         <w:tc>
           <w:tcPr>
-            <w:tcW w:w="5971" w:type="dxa"/>
+            <w:tcW w:w="6057" w:type="dxa"/>
             <w:tcBorders/>
             <w:vAlign w:val="center"/>
           </w:tcPr>
@@ -10036,7 +10168,7 @@
         <w:trPr/>
         <w:tc>
           <w:tcPr>
-            <w:tcW w:w="1582" w:type="dxa"/>
+            <w:tcW w:w="1496" w:type="dxa"/>
             <w:tcBorders/>
             <w:vAlign w:val="center"/>
           </w:tcPr>
@@ -10056,7 +10188,7 @@
         </w:tc>
         <w:tc>
           <w:tcPr>
-            <w:tcW w:w="5971" w:type="dxa"/>
+            <w:tcW w:w="6057" w:type="dxa"/>
             <w:tcBorders/>
             <w:vAlign w:val="center"/>
           </w:tcPr>
@@ -10085,7 +10217,7 @@
         <w:trPr/>
         <w:tc>
           <w:tcPr>
-            <w:tcW w:w="1582" w:type="dxa"/>
+            <w:tcW w:w="1496" w:type="dxa"/>
             <w:tcBorders/>
             <w:vAlign w:val="center"/>
           </w:tcPr>
@@ -10105,7 +10237,7 @@
         </w:tc>
         <w:tc>
           <w:tcPr>
-            <w:tcW w:w="5971" w:type="dxa"/>
+            <w:tcW w:w="6057" w:type="dxa"/>
             <w:tcBorders/>
             <w:vAlign w:val="center"/>
           </w:tcPr>
@@ -10134,7 +10266,7 @@
         <w:trPr/>
         <w:tc>
           <w:tcPr>
-            <w:tcW w:w="1582" w:type="dxa"/>
+            <w:tcW w:w="1496" w:type="dxa"/>
             <w:tcBorders/>
             <w:vAlign w:val="center"/>
           </w:tcPr>
@@ -10154,7 +10286,7 @@
         </w:tc>
         <w:tc>
           <w:tcPr>
-            <w:tcW w:w="5971" w:type="dxa"/>
+            <w:tcW w:w="6057" w:type="dxa"/>
             <w:tcBorders/>
             <w:vAlign w:val="center"/>
           </w:tcPr>
@@ -10183,7 +10315,7 @@
         <w:trPr/>
         <w:tc>
           <w:tcPr>
-            <w:tcW w:w="1582" w:type="dxa"/>
+            <w:tcW w:w="1496" w:type="dxa"/>
             <w:tcBorders/>
             <w:vAlign w:val="center"/>
           </w:tcPr>
@@ -10203,7 +10335,7 @@
         </w:tc>
         <w:tc>
           <w:tcPr>
-            <w:tcW w:w="5971" w:type="dxa"/>
+            <w:tcW w:w="6057" w:type="dxa"/>
             <w:tcBorders/>
             <w:vAlign w:val="center"/>
           </w:tcPr>
@@ -10248,7 +10380,7 @@
         <w:trPr/>
         <w:tc>
           <w:tcPr>
-            <w:tcW w:w="1582" w:type="dxa"/>
+            <w:tcW w:w="1496" w:type="dxa"/>
             <w:tcBorders/>
             <w:vAlign w:val="center"/>
           </w:tcPr>
@@ -10268,7 +10400,7 @@
         </w:tc>
         <w:tc>
           <w:tcPr>
-            <w:tcW w:w="5971" w:type="dxa"/>
+            <w:tcW w:w="6057" w:type="dxa"/>
             <w:tcBorders/>
             <w:vAlign w:val="center"/>
           </w:tcPr>
@@ -10291,7 +10423,7 @@
         <w:trPr/>
         <w:tc>
           <w:tcPr>
-            <w:tcW w:w="1582" w:type="dxa"/>
+            <w:tcW w:w="1496" w:type="dxa"/>
             <w:tcBorders/>
             <w:vAlign w:val="center"/>
           </w:tcPr>
@@ -10311,30 +10443,716 @@
         </w:tc>
         <w:tc>
           <w:tcPr>
-            <w:tcW w:w="5971" w:type="dxa"/>
-            <w:tcBorders/>
-            <w:vAlign w:val="center"/>
-          </w:tcPr>
-          <w:p>
-            <w:pPr>
-              <w:pStyle w:val="TableContents"/>
-              <w:bidi w:val="0"/>
-              <w:spacing w:before="0" w:after="283"/>
-              <w:jc w:val="left"/>
-              <w:rPr/>
-            </w:pPr>
-            <w:r>
-              <w:rPr/>
-              <w:t>None yet.</w:t>
-            </w:r>
-          </w:p>
-        </w:tc>
-      </w:tr>
-      <w:tr>
-        <w:trPr/>
-        <w:tc>
-          <w:tcPr>
-            <w:tcW w:w="1582" w:type="dxa"/>
+            <w:tcW w:w="6057" w:type="dxa"/>
+            <w:tcBorders/>
+            <w:vAlign w:val="center"/>
+          </w:tcPr>
+          <w:p>
+            <w:pPr>
+              <w:pStyle w:val="TableContents"/>
+              <w:bidi w:val="0"/>
+              <w:spacing w:before="0" w:after="283"/>
+              <w:jc w:val="left"/>
+              <w:rPr/>
+            </w:pPr>
+            <w:r>
+              <w:rPr/>
+              <w:t xml:space="preserve">Key patterns extended (multi-segment </w:t>
+            </w:r>
+            <w:r>
+              <w:rPr>
+                <w:rStyle w:val="SourceText"/>
+              </w:rPr>
+              <w:t>sk-</w:t>
+            </w:r>
+            <w:r>
+              <w:rPr/>
+              <w:t>/</w:t>
+            </w:r>
+            <w:r>
+              <w:rPr>
+                <w:rStyle w:val="SourceText"/>
+              </w:rPr>
+              <w:t>sk_</w:t>
+            </w:r>
+            <w:r>
+              <w:rPr/>
+              <w:t xml:space="preserve">, </w:t>
+            </w:r>
+            <w:r>
+              <w:rPr>
+                <w:rStyle w:val="SourceText"/>
+              </w:rPr>
+              <w:t>pk/rk_live/test</w:t>
+            </w:r>
+            <w:r>
+              <w:rPr/>
+              <w:t xml:space="preserve">, </w:t>
+            </w:r>
+            <w:r>
+              <w:rPr>
+                <w:rStyle w:val="SourceText"/>
+              </w:rPr>
+              <w:t>api_key=</w:t>
+            </w:r>
+            <w:r>
+              <w:rPr/>
+              <w:t xml:space="preserve"> assignments); overlapping matches merged before redaction — </w:t>
+            </w:r>
+            <w:r>
+              <w:rPr>
+                <w:rStyle w:val="SourceText"/>
+              </w:rPr>
+              <w:t>e0ed4d0</w:t>
+            </w:r>
+            <w:r>
+              <w:rPr/>
+              <w:t>.</w:t>
+            </w:r>
+          </w:p>
+        </w:tc>
+      </w:tr>
+      <w:tr>
+        <w:trPr/>
+        <w:tc>
+          <w:tcPr>
+            <w:tcW w:w="1496" w:type="dxa"/>
+            <w:tcBorders/>
+            <w:vAlign w:val="center"/>
+          </w:tcPr>
+          <w:p>
+            <w:pPr>
+              <w:pStyle w:val="TableContents"/>
+              <w:bidi w:val="0"/>
+              <w:spacing w:before="0" w:after="283"/>
+              <w:jc w:val="left"/>
+              <w:rPr/>
+            </w:pPr>
+            <w:r>
+              <w:rPr/>
+              <w:t>Corrective action</w:t>
+            </w:r>
+          </w:p>
+        </w:tc>
+        <w:tc>
+          <w:tcPr>
+            <w:tcW w:w="6057" w:type="dxa"/>
+            <w:tcBorders/>
+            <w:vAlign w:val="center"/>
+          </w:tcPr>
+          <w:p>
+            <w:pPr>
+              <w:pStyle w:val="TableContents"/>
+              <w:bidi w:val="0"/>
+              <w:spacing w:before="0" w:after="283"/>
+              <w:jc w:val="left"/>
+              <w:rPr/>
+            </w:pPr>
+            <w:r>
+              <w:rPr/>
+              <w:t xml:space="preserve">Regression tests </w:t>
+            </w:r>
+            <w:r>
+              <w:rPr>
+                <w:rStyle w:val="SourceText"/>
+              </w:rPr>
+              <w:t>test_nc015_*</w:t>
+            </w:r>
+            <w:r>
+              <w:rPr/>
+              <w:t xml:space="preserve"> added (key formats, overlap, no false positives).</w:t>
+            </w:r>
+          </w:p>
+        </w:tc>
+      </w:tr>
+      <w:tr>
+        <w:trPr/>
+        <w:tc>
+          <w:tcPr>
+            <w:tcW w:w="1496" w:type="dxa"/>
+            <w:tcBorders/>
+            <w:vAlign w:val="center"/>
+          </w:tcPr>
+          <w:p>
+            <w:pPr>
+              <w:pStyle w:val="TableContents"/>
+              <w:bidi w:val="0"/>
+              <w:spacing w:before="0" w:after="283"/>
+              <w:jc w:val="left"/>
+              <w:rPr/>
+            </w:pPr>
+            <w:r>
+              <w:rPr/>
+              <w:t>Effectiveness verification</w:t>
+            </w:r>
+          </w:p>
+        </w:tc>
+        <w:tc>
+          <w:tcPr>
+            <w:tcW w:w="6057" w:type="dxa"/>
+            <w:tcBorders/>
+            <w:vAlign w:val="center"/>
+          </w:tcPr>
+          <w:p>
+            <w:pPr>
+              <w:pStyle w:val="TableContents"/>
+              <w:bidi w:val="0"/>
+              <w:spacing w:before="0" w:after="283"/>
+              <w:jc w:val="left"/>
+              <w:rPr/>
+            </w:pPr>
+            <w:r>
+              <w:rPr/>
+              <w:t xml:space="preserve">Acceptance run 4: EXP-108 → api_key, email, phone, SSN all detected; </w:t>
+            </w:r>
+            <w:r>
+              <w:rPr>
+                <w:rStyle w:val="Strong"/>
+              </w:rPr>
+              <w:t>no sensitive value</w:t>
+            </w:r>
+            <w:r>
+              <w:rPr/>
+              <w:t xml:space="preserve"> in the redacted copy.</w:t>
+            </w:r>
+          </w:p>
+        </w:tc>
+      </w:tr>
+      <w:tr>
+        <w:trPr/>
+        <w:tc>
+          <w:tcPr>
+            <w:tcW w:w="1496" w:type="dxa"/>
+            <w:tcBorders/>
+            <w:vAlign w:val="center"/>
+          </w:tcPr>
+          <w:p>
+            <w:pPr>
+              <w:pStyle w:val="TableContents"/>
+              <w:bidi w:val="0"/>
+              <w:spacing w:before="0" w:after="283"/>
+              <w:jc w:val="left"/>
+              <w:rPr/>
+            </w:pPr>
+            <w:r>
+              <w:rPr/>
+              <w:t>Status</w:t>
+            </w:r>
+          </w:p>
+        </w:tc>
+        <w:tc>
+          <w:tcPr>
+            <w:tcW w:w="6057" w:type="dxa"/>
+            <w:tcBorders/>
+            <w:vAlign w:val="center"/>
+          </w:tcPr>
+          <w:p>
+            <w:pPr>
+              <w:pStyle w:val="TableContents"/>
+              <w:bidi w:val="0"/>
+              <w:spacing w:before="0" w:after="283"/>
+              <w:jc w:val="left"/>
+              <w:rPr/>
+            </w:pPr>
+            <w:r>
+              <w:rPr>
+                <w:rStyle w:val="Strong"/>
+              </w:rPr>
+              <w:t>Closed</w:t>
+            </w:r>
+            <w:r>
+              <w:rPr/>
+              <w:t xml:space="preserve"> 2026-10-06, effectiveness verified (release v1.4.1)</w:t>
+            </w:r>
+          </w:p>
+        </w:tc>
+      </w:tr>
+    </w:tbl>
+    <w:p>
+      <w:pPr>
+        <w:pStyle w:val="Heading3"/>
+        <w:bidi w:val="0"/>
+        <w:jc w:val="left"/>
+        <w:rPr/>
+      </w:pPr>
+      <w:r>
+        <w:rPr/>
+        <w:t>NC-2026-016 — Embedding service failed while its healthcheck reported healthy</w:t>
+      </w:r>
+    </w:p>
+    <w:tbl>
+      <w:tblPr>
+        <w:tblW w:w="7553" w:type="dxa"/>
+        <w:jc w:val="left"/>
+        <w:tblInd w:w="0" w:type="dxa"/>
+        <w:tblLayout w:type="fixed"/>
+        <w:tblCellMar>
+          <w:top w:w="28" w:type="dxa"/>
+          <w:left w:w="28" w:type="dxa"/>
+          <w:bottom w:w="28" w:type="dxa"/>
+          <w:right w:w="28" w:type="dxa"/>
+        </w:tblCellMar>
+      </w:tblPr>
+      <w:tblGrid>
+        <w:gridCol w:w="1408"/>
+        <w:gridCol w:w="6145"/>
+      </w:tblGrid>
+      <w:tr>
+        <w:trPr>
+          <w:tblHeader w:val="true"/>
+        </w:trPr>
+        <w:tc>
+          <w:tcPr>
+            <w:tcW w:w="1408" w:type="dxa"/>
+            <w:tcBorders/>
+            <w:vAlign w:val="center"/>
+          </w:tcPr>
+          <w:p>
+            <w:pPr>
+              <w:pStyle w:val="TableHeading"/>
+              <w:suppressLineNumbers/>
+              <w:shd w:fill="1F3A5F" w:val="clear"/>
+              <w:bidi w:val="0"/>
+              <w:spacing w:before="0" w:after="283"/>
+              <w:jc w:val="center"/>
+              <w:rPr/>
+            </w:pPr>
+            <w:r>
+              <w:rPr/>
+              <w:t>Field</w:t>
+            </w:r>
+          </w:p>
+        </w:tc>
+        <w:tc>
+          <w:tcPr>
+            <w:tcW w:w="6145" w:type="dxa"/>
+            <w:tcBorders/>
+            <w:vAlign w:val="center"/>
+          </w:tcPr>
+          <w:p>
+            <w:pPr>
+              <w:pStyle w:val="TableHeading"/>
+              <w:suppressLineNumbers/>
+              <w:shd w:fill="1F3A5F" w:val="clear"/>
+              <w:bidi w:val="0"/>
+              <w:spacing w:before="0" w:after="283"/>
+              <w:jc w:val="center"/>
+              <w:rPr/>
+            </w:pPr>
+            <w:r>
+              <w:rPr/>
+              <w:t>Entry</w:t>
+            </w:r>
+          </w:p>
+        </w:tc>
+      </w:tr>
+      <w:tr>
+        <w:trPr/>
+        <w:tc>
+          <w:tcPr>
+            <w:tcW w:w="1408" w:type="dxa"/>
+            <w:tcBorders/>
+            <w:vAlign w:val="center"/>
+          </w:tcPr>
+          <w:p>
+            <w:pPr>
+              <w:pStyle w:val="TableContents"/>
+              <w:bidi w:val="0"/>
+              <w:spacing w:before="0" w:after="283"/>
+              <w:jc w:val="left"/>
+              <w:rPr/>
+            </w:pPr>
+            <w:r>
+              <w:rPr/>
+              <w:t>Date raised</w:t>
+            </w:r>
+          </w:p>
+        </w:tc>
+        <w:tc>
+          <w:tcPr>
+            <w:tcW w:w="6145" w:type="dxa"/>
+            <w:tcBorders/>
+            <w:vAlign w:val="center"/>
+          </w:tcPr>
+          <w:p>
+            <w:pPr>
+              <w:pStyle w:val="TableContents"/>
+              <w:bidi w:val="0"/>
+              <w:spacing w:before="0" w:after="283"/>
+              <w:jc w:val="left"/>
+              <w:rPr/>
+            </w:pPr>
+            <w:r>
+              <w:rPr/>
+              <w:t>2026-10-06</w:t>
+            </w:r>
+          </w:p>
+        </w:tc>
+      </w:tr>
+      <w:tr>
+        <w:trPr/>
+        <w:tc>
+          <w:tcPr>
+            <w:tcW w:w="1408" w:type="dxa"/>
+            <w:tcBorders/>
+            <w:vAlign w:val="center"/>
+          </w:tcPr>
+          <w:p>
+            <w:pPr>
+              <w:pStyle w:val="TableContents"/>
+              <w:bidi w:val="0"/>
+              <w:spacing w:before="0" w:after="283"/>
+              <w:jc w:val="left"/>
+              <w:rPr/>
+            </w:pPr>
+            <w:r>
+              <w:rPr/>
+              <w:t>Raised by</w:t>
+            </w:r>
+          </w:p>
+        </w:tc>
+        <w:tc>
+          <w:tcPr>
+            <w:tcW w:w="6145" w:type="dxa"/>
+            <w:tcBorders/>
+            <w:vAlign w:val="center"/>
+          </w:tcPr>
+          <w:p>
+            <w:pPr>
+              <w:pStyle w:val="TableContents"/>
+              <w:bidi w:val="0"/>
+              <w:spacing w:before="0" w:after="283"/>
+              <w:jc w:val="left"/>
+              <w:rPr/>
+            </w:pPr>
+            <w:r>
+              <w:rPr>
+                <w:rStyle w:val="SourceText"/>
+              </w:rPr>
+              <w:t>________</w:t>
+            </w:r>
+            <w:r>
+              <w:rPr/>
+              <w:t xml:space="preserve"> (detected by acceptance run 3)</w:t>
+            </w:r>
+          </w:p>
+        </w:tc>
+      </w:tr>
+      <w:tr>
+        <w:trPr/>
+        <w:tc>
+          <w:tcPr>
+            <w:tcW w:w="1408" w:type="dxa"/>
+            <w:tcBorders/>
+            <w:vAlign w:val="center"/>
+          </w:tcPr>
+          <w:p>
+            <w:pPr>
+              <w:pStyle w:val="TableContents"/>
+              <w:bidi w:val="0"/>
+              <w:spacing w:before="0" w:after="283"/>
+              <w:jc w:val="left"/>
+              <w:rPr/>
+            </w:pPr>
+            <w:r>
+              <w:rPr/>
+              <w:t>Source</w:t>
+            </w:r>
+          </w:p>
+        </w:tc>
+        <w:tc>
+          <w:tcPr>
+            <w:tcW w:w="6145" w:type="dxa"/>
+            <w:tcBorders/>
+            <w:vAlign w:val="center"/>
+          </w:tcPr>
+          <w:p>
+            <w:pPr>
+              <w:pStyle w:val="TableContents"/>
+              <w:bidi w:val="0"/>
+              <w:spacing w:before="0" w:after="283"/>
+              <w:jc w:val="left"/>
+              <w:rPr/>
+            </w:pPr>
+            <w:r>
+              <w:rPr>
+                <w:rStyle w:val="SourceText"/>
+              </w:rPr>
+              <w:t>TC-EM-DOC-102</w:t>
+            </w:r>
+            <w:r>
+              <w:rPr/>
+              <w:t xml:space="preserve"> and </w:t>
+            </w:r>
+            <w:r>
+              <w:rPr>
+                <w:rStyle w:val="SourceText"/>
+              </w:rPr>
+              <w:t>TC-EM-RAG-103</w:t>
+            </w:r>
+            <w:r>
+              <w:rPr/>
+              <w:t xml:space="preserve"> returned HTTP 500 after the v1.4.1 deployment</w:t>
+            </w:r>
+          </w:p>
+        </w:tc>
+      </w:tr>
+      <w:tr>
+        <w:trPr/>
+        <w:tc>
+          <w:tcPr>
+            <w:tcW w:w="1408" w:type="dxa"/>
+            <w:tcBorders/>
+            <w:vAlign w:val="center"/>
+          </w:tcPr>
+          <w:p>
+            <w:pPr>
+              <w:pStyle w:val="TableContents"/>
+              <w:bidi w:val="0"/>
+              <w:spacing w:before="0" w:after="283"/>
+              <w:jc w:val="left"/>
+              <w:rPr/>
+            </w:pPr>
+            <w:r>
+              <w:rPr/>
+              <w:t>Severity</w:t>
+            </w:r>
+          </w:p>
+        </w:tc>
+        <w:tc>
+          <w:tcPr>
+            <w:tcW w:w="6145" w:type="dxa"/>
+            <w:tcBorders/>
+            <w:vAlign w:val="center"/>
+          </w:tcPr>
+          <w:p>
+            <w:pPr>
+              <w:pStyle w:val="TableContents"/>
+              <w:bidi w:val="0"/>
+              <w:spacing w:before="0" w:after="283"/>
+              <w:jc w:val="left"/>
+              <w:rPr/>
+            </w:pPr>
+            <w:r>
+              <w:rPr>
+                <w:rStyle w:val="Strong"/>
+              </w:rPr>
+              <w:t>S2</w:t>
+            </w:r>
+            <w:r>
+              <w:rPr/>
+              <w:t xml:space="preserve"> — loss of chat and document upload while every container reported healthy (silent failure, as NC-2026-003/004)</w:t>
+            </w:r>
+          </w:p>
+        </w:tc>
+      </w:tr>
+      <w:tr>
+        <w:trPr/>
+        <w:tc>
+          <w:tcPr>
+            <w:tcW w:w="1408" w:type="dxa"/>
+            <w:tcBorders/>
+            <w:vAlign w:val="center"/>
+          </w:tcPr>
+          <w:p>
+            <w:pPr>
+              <w:pStyle w:val="TableContents"/>
+              <w:bidi w:val="0"/>
+              <w:spacing w:before="0" w:after="283"/>
+              <w:jc w:val="left"/>
+              <w:rPr/>
+            </w:pPr>
+            <w:r>
+              <w:rPr/>
+              <w:t>Description</w:t>
+            </w:r>
+          </w:p>
+        </w:tc>
+        <w:tc>
+          <w:tcPr>
+            <w:tcW w:w="6145" w:type="dxa"/>
+            <w:tcBorders/>
+            <w:vAlign w:val="center"/>
+          </w:tcPr>
+          <w:p>
+            <w:pPr>
+              <w:pStyle w:val="TableContents"/>
+              <w:bidi w:val="0"/>
+              <w:spacing w:before="0" w:after="283"/>
+              <w:jc w:val="left"/>
+              <w:rPr/>
+            </w:pPr>
+            <w:r>
+              <w:rPr/>
+              <w:t>Ollama could not create a CUDA context to reload its embedding model (</w:t>
+            </w:r>
+            <w:r>
+              <w:rPr>
+                <w:rStyle w:val="SourceText"/>
+              </w:rPr>
+              <w:t>ggml_cuda_init: out of memory</w:t>
+            </w:r>
+            <w:r>
+              <w:rPr/>
+              <w:t xml:space="preserve">) because the shared GPU was full (another stack's two vLLM engines held ≈ 64.6 GB). Every embedding call returned 500, so upload and chat failed. The Ollama healthcheck only runs </w:t>
+            </w:r>
+            <w:r>
+              <w:rPr>
+                <w:rStyle w:val="SourceText"/>
+              </w:rPr>
+              <w:t>ollama list</w:t>
+            </w:r>
+            <w:r>
+              <w:rPr/>
+              <w:t>, so the service stayed "healthy".</w:t>
+            </w:r>
+          </w:p>
+        </w:tc>
+      </w:tr>
+      <w:tr>
+        <w:trPr/>
+        <w:tc>
+          <w:tcPr>
+            <w:tcW w:w="1408" w:type="dxa"/>
+            <w:tcBorders/>
+            <w:vAlign w:val="center"/>
+          </w:tcPr>
+          <w:p>
+            <w:pPr>
+              <w:pStyle w:val="TableContents"/>
+              <w:bidi w:val="0"/>
+              <w:spacing w:before="0" w:after="283"/>
+              <w:jc w:val="left"/>
+              <w:rPr/>
+            </w:pPr>
+            <w:r>
+              <w:rPr/>
+              <w:t>Root cause</w:t>
+            </w:r>
+          </w:p>
+        </w:tc>
+        <w:tc>
+          <w:tcPr>
+            <w:tcW w:w="6145" w:type="dxa"/>
+            <w:tcBorders/>
+            <w:vAlign w:val="center"/>
+          </w:tcPr>
+          <w:p>
+            <w:pPr>
+              <w:pStyle w:val="TableContents"/>
+              <w:bidi w:val="0"/>
+              <w:spacing w:before="0" w:after="283"/>
+              <w:jc w:val="left"/>
+              <w:rPr/>
+            </w:pPr>
+            <w:r>
+              <w:rPr/>
+              <w:t>Two causes: the GPU is shared with a stack outside EchoMind's control, and the healthcheck does not exercise the function it guards.</w:t>
+            </w:r>
+          </w:p>
+        </w:tc>
+      </w:tr>
+      <w:tr>
+        <w:trPr/>
+        <w:tc>
+          <w:tcPr>
+            <w:tcW w:w="1408" w:type="dxa"/>
+            <w:tcBorders/>
+            <w:vAlign w:val="center"/>
+          </w:tcPr>
+          <w:p>
+            <w:pPr>
+              <w:pStyle w:val="TableContents"/>
+              <w:bidi w:val="0"/>
+              <w:spacing w:before="0" w:after="283"/>
+              <w:jc w:val="left"/>
+              <w:rPr/>
+            </w:pPr>
+            <w:r>
+              <w:rPr/>
+              <w:t>Immediate correction</w:t>
+            </w:r>
+          </w:p>
+        </w:tc>
+        <w:tc>
+          <w:tcPr>
+            <w:tcW w:w="6145" w:type="dxa"/>
+            <w:tcBorders/>
+            <w:vAlign w:val="center"/>
+          </w:tcPr>
+          <w:p>
+            <w:pPr>
+              <w:pStyle w:val="TableContents"/>
+              <w:bidi w:val="0"/>
+              <w:spacing w:before="0" w:after="283"/>
+              <w:jc w:val="left"/>
+              <w:rPr/>
+            </w:pPr>
+            <w:r>
+              <w:rPr/>
+              <w:t>2026-10-06 22:27 UTC: embeddings moved to the CPU (</w:t>
+            </w:r>
+            <w:r>
+              <w:rPr>
+                <w:rStyle w:val="SourceText"/>
+              </w:rPr>
+              <w:t>OLLAMA_CUDA_VISIBLE_DEVICES=</w:t>
+            </w:r>
+            <w:r>
+              <w:rPr/>
+              <w:t xml:space="preserve"> — REG-07 DC-2026-005). Embedding call verified (768 dims).</w:t>
+            </w:r>
+          </w:p>
+        </w:tc>
+      </w:tr>
+      <w:tr>
+        <w:trPr/>
+        <w:tc>
+          <w:tcPr>
+            <w:tcW w:w="1408" w:type="dxa"/>
+            <w:tcBorders/>
+            <w:vAlign w:val="center"/>
+          </w:tcPr>
+          <w:p>
+            <w:pPr>
+              <w:pStyle w:val="TableContents"/>
+              <w:bidi w:val="0"/>
+              <w:spacing w:before="0" w:after="283"/>
+              <w:jc w:val="left"/>
+              <w:rPr/>
+            </w:pPr>
+            <w:r>
+              <w:rPr/>
+              <w:t>Correction verified</w:t>
+            </w:r>
+          </w:p>
+        </w:tc>
+        <w:tc>
+          <w:tcPr>
+            <w:tcW w:w="6145" w:type="dxa"/>
+            <w:tcBorders/>
+            <w:vAlign w:val="center"/>
+          </w:tcPr>
+          <w:p>
+            <w:pPr>
+              <w:pStyle w:val="TableContents"/>
+              <w:bidi w:val="0"/>
+              <w:spacing w:before="0" w:after="283"/>
+              <w:jc w:val="left"/>
+              <w:rPr/>
+            </w:pPr>
+            <w:r>
+              <w:rPr/>
+              <w:t>Acceptance run 4 (22:28 UTC): DOC-102 and RAG-103 pass.</w:t>
+            </w:r>
+          </w:p>
+        </w:tc>
+      </w:tr>
+      <w:tr>
+        <w:trPr/>
+        <w:tc>
+          <w:tcPr>
+            <w:tcW w:w="1408" w:type="dxa"/>
             <w:tcBorders/>
             <w:vAlign w:val="center"/>
           </w:tcPr>
@@ -10354,30 +11172,30 @@
         </w:tc>
         <w:tc>
           <w:tcPr>
-            <w:tcW w:w="5971" w:type="dxa"/>
-            <w:tcBorders/>
-            <w:vAlign w:val="center"/>
-          </w:tcPr>
-          <w:p>
-            <w:pPr>
-              <w:pStyle w:val="TableContents"/>
-              <w:bidi w:val="0"/>
-              <w:spacing w:before="0" w:after="283"/>
-              <w:jc w:val="left"/>
-              <w:rPr/>
-            </w:pPr>
-            <w:r>
-              <w:rPr/>
-              <w:t>Extend the secret patterns and keep a regression corpus of key formats under test.</w:t>
-            </w:r>
-          </w:p>
-        </w:tc>
-      </w:tr>
-      <w:tr>
-        <w:trPr/>
-        <w:tc>
-          <w:tcPr>
-            <w:tcW w:w="1582" w:type="dxa"/>
+            <w:tcW w:w="6145" w:type="dxa"/>
+            <w:tcBorders/>
+            <w:vAlign w:val="center"/>
+          </w:tcPr>
+          <w:p>
+            <w:pPr>
+              <w:pStyle w:val="TableContents"/>
+              <w:bidi w:val="0"/>
+              <w:spacing w:before="0" w:after="283"/>
+              <w:jc w:val="left"/>
+              <w:rPr/>
+            </w:pPr>
+            <w:r>
+              <w:rPr/>
+              <w:t>(a) Healthcheck performs a real embedding call. (b) Decide a GPU-sharing policy for the host (REG-03).</w:t>
+            </w:r>
+          </w:p>
+        </w:tc>
+      </w:tr>
+      <w:tr>
+        <w:trPr/>
+        <w:tc>
+          <w:tcPr>
+            <w:tcW w:w="1408" w:type="dxa"/>
             <w:tcBorders/>
             <w:vAlign w:val="center"/>
           </w:tcPr>
@@ -10397,30 +11215,30 @@
         </w:tc>
         <w:tc>
           <w:tcPr>
-            <w:tcW w:w="5971" w:type="dxa"/>
-            <w:tcBorders/>
-            <w:vAlign w:val="center"/>
-          </w:tcPr>
-          <w:p>
-            <w:pPr>
-              <w:pStyle w:val="TableContents"/>
-              <w:bidi w:val="0"/>
-              <w:spacing w:before="0" w:after="283"/>
-              <w:jc w:val="left"/>
-              <w:rPr/>
-            </w:pPr>
-            <w:r>
-              <w:rPr/>
-              <w:t>Pending — EXP-108.2 must show no sensitive value in the redacted copy.</w:t>
-            </w:r>
-          </w:p>
-        </w:tc>
-      </w:tr>
-      <w:tr>
-        <w:trPr/>
-        <w:tc>
-          <w:tcPr>
-            <w:tcW w:w="1582" w:type="dxa"/>
+            <w:tcW w:w="6145" w:type="dxa"/>
+            <w:tcBorders/>
+            <w:vAlign w:val="center"/>
+          </w:tcPr>
+          <w:p>
+            <w:pPr>
+              <w:pStyle w:val="TableContents"/>
+              <w:bidi w:val="0"/>
+              <w:spacing w:before="0" w:after="283"/>
+              <w:jc w:val="left"/>
+              <w:rPr/>
+            </w:pPr>
+            <w:r>
+              <w:rPr/>
+              <w:t>Pending (a) and (b).</w:t>
+            </w:r>
+          </w:p>
+        </w:tc>
+      </w:tr>
+      <w:tr>
+        <w:trPr/>
+        <w:tc>
+          <w:tcPr>
+            <w:tcW w:w="1408" w:type="dxa"/>
             <w:tcBorders/>
             <w:vAlign w:val="center"/>
           </w:tcPr>
@@ -10440,7 +11258,7 @@
         </w:tc>
         <w:tc>
           <w:tcPr>
-            <w:tcW w:w="5971" w:type="dxa"/>
+            <w:tcW w:w="6145" w:type="dxa"/>
             <w:tcBorders/>
             <w:vAlign w:val="center"/>
           </w:tcPr>
@@ -10457,6 +11275,10 @@
                 <w:rStyle w:val="Strong"/>
               </w:rPr>
               <w:t>OPEN</w:t>
+            </w:r>
+            <w:r>
+              <w:rPr/>
+              <w:t xml:space="preserve"> — correction verified; corrective actions pending</w:t>
             </w:r>
           </w:p>
         </w:tc>
@@ -11531,508 +12353,679 @@
               <w:rPr>
                 <w:rStyle w:val="Strong"/>
               </w:rPr>
+              <w:t>Closed</w:t>
+            </w:r>
+          </w:p>
+        </w:tc>
+        <w:tc>
+          <w:tcPr>
+            <w:tcW w:w="1351" w:type="dxa"/>
+            <w:tcBorders/>
+            <w:vAlign w:val="center"/>
+          </w:tcPr>
+          <w:p>
+            <w:pPr>
+              <w:pStyle w:val="TableContents"/>
+              <w:bidi w:val="0"/>
+              <w:spacing w:before="0" w:after="283"/>
+              <w:jc w:val="left"/>
+              <w:rPr/>
+            </w:pPr>
+            <w:r>
+              <w:rPr/>
+              <w:t>2026-10-06 (run 4, v1.4.1)</w:t>
+            </w:r>
+          </w:p>
+        </w:tc>
+      </w:tr>
+      <w:tr>
+        <w:trPr/>
+        <w:tc>
+          <w:tcPr>
+            <w:tcW w:w="556" w:type="dxa"/>
+            <w:tcBorders/>
+            <w:vAlign w:val="center"/>
+          </w:tcPr>
+          <w:p>
+            <w:pPr>
+              <w:pStyle w:val="TableContents"/>
+              <w:bidi w:val="0"/>
+              <w:spacing w:before="0" w:after="283"/>
+              <w:jc w:val="left"/>
+              <w:rPr/>
+            </w:pPr>
+            <w:r>
+              <w:rPr/>
+              <w:t>NC-2026-013</w:t>
+            </w:r>
+          </w:p>
+        </w:tc>
+        <w:tc>
+          <w:tcPr>
+            <w:tcW w:w="631" w:type="dxa"/>
+            <w:tcBorders/>
+            <w:vAlign w:val="center"/>
+          </w:tcPr>
+          <w:p>
+            <w:pPr>
+              <w:pStyle w:val="TableContents"/>
+              <w:bidi w:val="0"/>
+              <w:spacing w:before="0" w:after="283"/>
+              <w:jc w:val="left"/>
+              <w:rPr/>
+            </w:pPr>
+            <w:r>
+              <w:rPr/>
+              <w:t>2026-10-06</w:t>
+            </w:r>
+          </w:p>
+        </w:tc>
+        <w:tc>
+          <w:tcPr>
+            <w:tcW w:w="1261" w:type="dxa"/>
+            <w:tcBorders/>
+            <w:vAlign w:val="center"/>
+          </w:tcPr>
+          <w:p>
+            <w:pPr>
+              <w:pStyle w:val="TableContents"/>
+              <w:bidi w:val="0"/>
+              <w:spacing w:before="0" w:after="283"/>
+              <w:jc w:val="left"/>
+              <w:rPr/>
+            </w:pPr>
+            <w:r>
+              <w:rPr/>
+              <w:t>Test TC-EM-DOC-102</w:t>
+            </w:r>
+          </w:p>
+        </w:tc>
+        <w:tc>
+          <w:tcPr>
+            <w:tcW w:w="796" w:type="dxa"/>
+            <w:tcBorders/>
+            <w:vAlign w:val="center"/>
+          </w:tcPr>
+          <w:p>
+            <w:pPr>
+              <w:pStyle w:val="TableContents"/>
+              <w:bidi w:val="0"/>
+              <w:spacing w:before="0" w:after="283"/>
+              <w:jc w:val="left"/>
+              <w:rPr/>
+            </w:pPr>
+            <w:r>
+              <w:rPr/>
+              <w:t>S3</w:t>
+            </w:r>
+          </w:p>
+        </w:tc>
+        <w:tc>
+          <w:tcPr>
+            <w:tcW w:w="1171" w:type="dxa"/>
+            <w:tcBorders/>
+            <w:vAlign w:val="center"/>
+          </w:tcPr>
+          <w:p>
+            <w:pPr>
+              <w:pStyle w:val="TableContents"/>
+              <w:bidi w:val="0"/>
+              <w:spacing w:before="0" w:after="283"/>
+              <w:jc w:val="left"/>
+              <w:rPr/>
+            </w:pPr>
+            <w:r>
+              <w:rPr/>
+              <w:t>Upload accepts binary executables</w:t>
+            </w:r>
+          </w:p>
+        </w:tc>
+        <w:tc>
+          <w:tcPr>
+            <w:tcW w:w="661" w:type="dxa"/>
+            <w:tcBorders/>
+            <w:vAlign w:val="center"/>
+          </w:tcPr>
+          <w:p>
+            <w:pPr>
+              <w:pStyle w:val="TableContents"/>
+              <w:bidi w:val="0"/>
+              <w:spacing w:before="0" w:after="283"/>
+              <w:jc w:val="left"/>
+              <w:rPr/>
+            </w:pPr>
+            <w:r>
+              <w:rPr>
+                <w:rStyle w:val="SourceText"/>
+              </w:rPr>
+              <w:t>________</w:t>
+            </w:r>
+          </w:p>
+        </w:tc>
+        <w:tc>
+          <w:tcPr>
+            <w:tcW w:w="1126" w:type="dxa"/>
+            <w:tcBorders/>
+            <w:vAlign w:val="center"/>
+          </w:tcPr>
+          <w:p>
+            <w:pPr>
+              <w:pStyle w:val="TableContents"/>
+              <w:bidi w:val="0"/>
+              <w:spacing w:before="0" w:after="283"/>
+              <w:jc w:val="left"/>
+              <w:rPr/>
+            </w:pPr>
+            <w:r>
+              <w:rPr>
+                <w:rStyle w:val="Strong"/>
+              </w:rPr>
+              <w:t>Closed</w:t>
+            </w:r>
+          </w:p>
+        </w:tc>
+        <w:tc>
+          <w:tcPr>
+            <w:tcW w:w="1351" w:type="dxa"/>
+            <w:tcBorders/>
+            <w:vAlign w:val="center"/>
+          </w:tcPr>
+          <w:p>
+            <w:pPr>
+              <w:pStyle w:val="TableContents"/>
+              <w:bidi w:val="0"/>
+              <w:spacing w:before="0" w:after="283"/>
+              <w:jc w:val="left"/>
+              <w:rPr/>
+            </w:pPr>
+            <w:r>
+              <w:rPr/>
+              <w:t>2026-10-06 (run 4, v1.4.1)</w:t>
+            </w:r>
+          </w:p>
+        </w:tc>
+      </w:tr>
+      <w:tr>
+        <w:trPr/>
+        <w:tc>
+          <w:tcPr>
+            <w:tcW w:w="556" w:type="dxa"/>
+            <w:tcBorders/>
+            <w:vAlign w:val="center"/>
+          </w:tcPr>
+          <w:p>
+            <w:pPr>
+              <w:pStyle w:val="TableContents"/>
+              <w:bidi w:val="0"/>
+              <w:spacing w:before="0" w:after="283"/>
+              <w:jc w:val="left"/>
+              <w:rPr/>
+            </w:pPr>
+            <w:r>
+              <w:rPr/>
+              <w:t>NC-2026-014</w:t>
+            </w:r>
+          </w:p>
+        </w:tc>
+        <w:tc>
+          <w:tcPr>
+            <w:tcW w:w="631" w:type="dxa"/>
+            <w:tcBorders/>
+            <w:vAlign w:val="center"/>
+          </w:tcPr>
+          <w:p>
+            <w:pPr>
+              <w:pStyle w:val="TableContents"/>
+              <w:bidi w:val="0"/>
+              <w:spacing w:before="0" w:after="283"/>
+              <w:jc w:val="left"/>
+              <w:rPr/>
+            </w:pPr>
+            <w:r>
+              <w:rPr/>
+              <w:t>2026-10-06</w:t>
+            </w:r>
+          </w:p>
+        </w:tc>
+        <w:tc>
+          <w:tcPr>
+            <w:tcW w:w="1261" w:type="dxa"/>
+            <w:tcBorders/>
+            <w:vAlign w:val="center"/>
+          </w:tcPr>
+          <w:p>
+            <w:pPr>
+              <w:pStyle w:val="TableContents"/>
+              <w:bidi w:val="0"/>
+              <w:spacing w:before="0" w:after="283"/>
+              <w:jc w:val="left"/>
+              <w:rPr/>
+            </w:pPr>
+            <w:r>
+              <w:rPr/>
+              <w:t>Test TC-EM-RAG-103</w:t>
+            </w:r>
+          </w:p>
+        </w:tc>
+        <w:tc>
+          <w:tcPr>
+            <w:tcW w:w="796" w:type="dxa"/>
+            <w:tcBorders/>
+            <w:vAlign w:val="center"/>
+          </w:tcPr>
+          <w:p>
+            <w:pPr>
+              <w:pStyle w:val="TableContents"/>
+              <w:bidi w:val="0"/>
+              <w:spacing w:before="0" w:after="283"/>
+              <w:jc w:val="left"/>
+              <w:rPr/>
+            </w:pPr>
+            <w:r>
+              <w:rPr/>
+              <w:t>S3</w:t>
+            </w:r>
+          </w:p>
+        </w:tc>
+        <w:tc>
+          <w:tcPr>
+            <w:tcW w:w="1171" w:type="dxa"/>
+            <w:tcBorders/>
+            <w:vAlign w:val="center"/>
+          </w:tcPr>
+          <w:p>
+            <w:pPr>
+              <w:pStyle w:val="TableContents"/>
+              <w:bidi w:val="0"/>
+              <w:spacing w:before="0" w:after="283"/>
+              <w:jc w:val="left"/>
+              <w:rPr/>
+            </w:pPr>
+            <w:r>
+              <w:rPr/>
+              <w:t>Small-talk / not-found answers carry citations</w:t>
+            </w:r>
+          </w:p>
+        </w:tc>
+        <w:tc>
+          <w:tcPr>
+            <w:tcW w:w="661" w:type="dxa"/>
+            <w:tcBorders/>
+            <w:vAlign w:val="center"/>
+          </w:tcPr>
+          <w:p>
+            <w:pPr>
+              <w:pStyle w:val="TableContents"/>
+              <w:bidi w:val="0"/>
+              <w:spacing w:before="0" w:after="283"/>
+              <w:jc w:val="left"/>
+              <w:rPr/>
+            </w:pPr>
+            <w:r>
+              <w:rPr>
+                <w:rStyle w:val="SourceText"/>
+              </w:rPr>
+              <w:t>________</w:t>
+            </w:r>
+          </w:p>
+        </w:tc>
+        <w:tc>
+          <w:tcPr>
+            <w:tcW w:w="1126" w:type="dxa"/>
+            <w:tcBorders/>
+            <w:vAlign w:val="center"/>
+          </w:tcPr>
+          <w:p>
+            <w:pPr>
+              <w:pStyle w:val="TableContents"/>
+              <w:bidi w:val="0"/>
+              <w:spacing w:before="0" w:after="283"/>
+              <w:jc w:val="left"/>
+              <w:rPr/>
+            </w:pPr>
+            <w:r>
+              <w:rPr>
+                <w:rStyle w:val="Strong"/>
+              </w:rPr>
+              <w:t>Closed</w:t>
+            </w:r>
+          </w:p>
+        </w:tc>
+        <w:tc>
+          <w:tcPr>
+            <w:tcW w:w="1351" w:type="dxa"/>
+            <w:tcBorders/>
+            <w:vAlign w:val="center"/>
+          </w:tcPr>
+          <w:p>
+            <w:pPr>
+              <w:pStyle w:val="TableContents"/>
+              <w:bidi w:val="0"/>
+              <w:spacing w:before="0" w:after="283"/>
+              <w:jc w:val="left"/>
+              <w:rPr/>
+            </w:pPr>
+            <w:r>
+              <w:rPr/>
+              <w:t>2026-10-06 (run 4, v1.4.1)</w:t>
+            </w:r>
+          </w:p>
+        </w:tc>
+      </w:tr>
+      <w:tr>
+        <w:trPr/>
+        <w:tc>
+          <w:tcPr>
+            <w:tcW w:w="556" w:type="dxa"/>
+            <w:tcBorders/>
+            <w:vAlign w:val="center"/>
+          </w:tcPr>
+          <w:p>
+            <w:pPr>
+              <w:pStyle w:val="TableContents"/>
+              <w:bidi w:val="0"/>
+              <w:spacing w:before="0" w:after="283"/>
+              <w:jc w:val="left"/>
+              <w:rPr/>
+            </w:pPr>
+            <w:r>
+              <w:rPr/>
+              <w:t>NC-2026-015</w:t>
+            </w:r>
+          </w:p>
+        </w:tc>
+        <w:tc>
+          <w:tcPr>
+            <w:tcW w:w="631" w:type="dxa"/>
+            <w:tcBorders/>
+            <w:vAlign w:val="center"/>
+          </w:tcPr>
+          <w:p>
+            <w:pPr>
+              <w:pStyle w:val="TableContents"/>
+              <w:bidi w:val="0"/>
+              <w:spacing w:before="0" w:after="283"/>
+              <w:jc w:val="left"/>
+              <w:rPr/>
+            </w:pPr>
+            <w:r>
+              <w:rPr/>
+              <w:t>2026-10-06</w:t>
+            </w:r>
+          </w:p>
+        </w:tc>
+        <w:tc>
+          <w:tcPr>
+            <w:tcW w:w="1261" w:type="dxa"/>
+            <w:tcBorders/>
+            <w:vAlign w:val="center"/>
+          </w:tcPr>
+          <w:p>
+            <w:pPr>
+              <w:pStyle w:val="TableContents"/>
+              <w:bidi w:val="0"/>
+              <w:spacing w:before="0" w:after="283"/>
+              <w:jc w:val="left"/>
+              <w:rPr/>
+            </w:pPr>
+            <w:r>
+              <w:rPr/>
+              <w:t>Test TC-EM-EXP-108</w:t>
+            </w:r>
+          </w:p>
+        </w:tc>
+        <w:tc>
+          <w:tcPr>
+            <w:tcW w:w="796" w:type="dxa"/>
+            <w:tcBorders/>
+            <w:vAlign w:val="center"/>
+          </w:tcPr>
+          <w:p>
+            <w:pPr>
+              <w:pStyle w:val="TableContents"/>
+              <w:bidi w:val="0"/>
+              <w:spacing w:before="0" w:after="283"/>
+              <w:jc w:val="left"/>
+              <w:rPr/>
+            </w:pPr>
+            <w:r>
+              <w:rPr/>
+              <w:t>S3</w:t>
+            </w:r>
+          </w:p>
+        </w:tc>
+        <w:tc>
+          <w:tcPr>
+            <w:tcW w:w="1171" w:type="dxa"/>
+            <w:tcBorders/>
+            <w:vAlign w:val="center"/>
+          </w:tcPr>
+          <w:p>
+            <w:pPr>
+              <w:pStyle w:val="TableContents"/>
+              <w:bidi w:val="0"/>
+              <w:spacing w:before="0" w:after="283"/>
+              <w:jc w:val="left"/>
+              <w:rPr/>
+            </w:pPr>
+            <w:r>
+              <w:rPr/>
+              <w:t>Export gateway misses an API-key format</w:t>
+            </w:r>
+          </w:p>
+        </w:tc>
+        <w:tc>
+          <w:tcPr>
+            <w:tcW w:w="661" w:type="dxa"/>
+            <w:tcBorders/>
+            <w:vAlign w:val="center"/>
+          </w:tcPr>
+          <w:p>
+            <w:pPr>
+              <w:pStyle w:val="TableContents"/>
+              <w:bidi w:val="0"/>
+              <w:spacing w:before="0" w:after="283"/>
+              <w:jc w:val="left"/>
+              <w:rPr/>
+            </w:pPr>
+            <w:r>
+              <w:rPr>
+                <w:rStyle w:val="SourceText"/>
+              </w:rPr>
+              <w:t>________</w:t>
+            </w:r>
+          </w:p>
+        </w:tc>
+        <w:tc>
+          <w:tcPr>
+            <w:tcW w:w="1126" w:type="dxa"/>
+            <w:tcBorders/>
+            <w:vAlign w:val="center"/>
+          </w:tcPr>
+          <w:p>
+            <w:pPr>
+              <w:pStyle w:val="TableContents"/>
+              <w:bidi w:val="0"/>
+              <w:spacing w:before="0" w:after="283"/>
+              <w:jc w:val="left"/>
+              <w:rPr/>
+            </w:pPr>
+            <w:r>
+              <w:rPr>
+                <w:rStyle w:val="Strong"/>
+              </w:rPr>
+              <w:t>Closed</w:t>
+            </w:r>
+          </w:p>
+        </w:tc>
+        <w:tc>
+          <w:tcPr>
+            <w:tcW w:w="1351" w:type="dxa"/>
+            <w:tcBorders/>
+            <w:vAlign w:val="center"/>
+          </w:tcPr>
+          <w:p>
+            <w:pPr>
+              <w:pStyle w:val="TableContents"/>
+              <w:bidi w:val="0"/>
+              <w:spacing w:before="0" w:after="283"/>
+              <w:jc w:val="left"/>
+              <w:rPr/>
+            </w:pPr>
+            <w:r>
+              <w:rPr/>
+              <w:t>2026-10-06 (run 4, v1.4.1)</w:t>
+            </w:r>
+          </w:p>
+        </w:tc>
+      </w:tr>
+      <w:tr>
+        <w:trPr/>
+        <w:tc>
+          <w:tcPr>
+            <w:tcW w:w="556" w:type="dxa"/>
+            <w:tcBorders/>
+            <w:vAlign w:val="center"/>
+          </w:tcPr>
+          <w:p>
+            <w:pPr>
+              <w:pStyle w:val="TableContents"/>
+              <w:bidi w:val="0"/>
+              <w:spacing w:before="0" w:after="283"/>
+              <w:jc w:val="left"/>
+              <w:rPr/>
+            </w:pPr>
+            <w:r>
+              <w:rPr/>
+              <w:t>NC-2026-016</w:t>
+            </w:r>
+          </w:p>
+        </w:tc>
+        <w:tc>
+          <w:tcPr>
+            <w:tcW w:w="631" w:type="dxa"/>
+            <w:tcBorders/>
+            <w:vAlign w:val="center"/>
+          </w:tcPr>
+          <w:p>
+            <w:pPr>
+              <w:pStyle w:val="TableContents"/>
+              <w:bidi w:val="0"/>
+              <w:spacing w:before="0" w:after="283"/>
+              <w:jc w:val="left"/>
+              <w:rPr/>
+            </w:pPr>
+            <w:r>
+              <w:rPr/>
+              <w:t>2026-10-06</w:t>
+            </w:r>
+          </w:p>
+        </w:tc>
+        <w:tc>
+          <w:tcPr>
+            <w:tcW w:w="1261" w:type="dxa"/>
+            <w:tcBorders/>
+            <w:vAlign w:val="center"/>
+          </w:tcPr>
+          <w:p>
+            <w:pPr>
+              <w:pStyle w:val="TableContents"/>
+              <w:bidi w:val="0"/>
+              <w:spacing w:before="0" w:after="283"/>
+              <w:jc w:val="left"/>
+              <w:rPr/>
+            </w:pPr>
+            <w:r>
+              <w:rPr/>
+              <w:t>Test run 3</w:t>
+            </w:r>
+          </w:p>
+        </w:tc>
+        <w:tc>
+          <w:tcPr>
+            <w:tcW w:w="796" w:type="dxa"/>
+            <w:tcBorders/>
+            <w:vAlign w:val="center"/>
+          </w:tcPr>
+          <w:p>
+            <w:pPr>
+              <w:pStyle w:val="TableContents"/>
+              <w:bidi w:val="0"/>
+              <w:spacing w:before="0" w:after="283"/>
+              <w:jc w:val="left"/>
+              <w:rPr/>
+            </w:pPr>
+            <w:r>
+              <w:rPr/>
+              <w:t>S2</w:t>
+            </w:r>
+          </w:p>
+        </w:tc>
+        <w:tc>
+          <w:tcPr>
+            <w:tcW w:w="1171" w:type="dxa"/>
+            <w:tcBorders/>
+            <w:vAlign w:val="center"/>
+          </w:tcPr>
+          <w:p>
+            <w:pPr>
+              <w:pStyle w:val="TableContents"/>
+              <w:bidi w:val="0"/>
+              <w:spacing w:before="0" w:after="283"/>
+              <w:jc w:val="left"/>
+              <w:rPr/>
+            </w:pPr>
+            <w:r>
+              <w:rPr/>
+              <w:t>Embedding service down while healthcheck green</w:t>
+            </w:r>
+          </w:p>
+        </w:tc>
+        <w:tc>
+          <w:tcPr>
+            <w:tcW w:w="661" w:type="dxa"/>
+            <w:tcBorders/>
+            <w:vAlign w:val="center"/>
+          </w:tcPr>
+          <w:p>
+            <w:pPr>
+              <w:pStyle w:val="TableContents"/>
+              <w:bidi w:val="0"/>
+              <w:spacing w:before="0" w:after="283"/>
+              <w:jc w:val="left"/>
+              <w:rPr/>
+            </w:pPr>
+            <w:r>
+              <w:rPr>
+                <w:rStyle w:val="SourceText"/>
+              </w:rPr>
+              <w:t>________</w:t>
+            </w:r>
+          </w:p>
+        </w:tc>
+        <w:tc>
+          <w:tcPr>
+            <w:tcW w:w="1126" w:type="dxa"/>
+            <w:tcBorders/>
+            <w:vAlign w:val="center"/>
+          </w:tcPr>
+          <w:p>
+            <w:pPr>
+              <w:pStyle w:val="TableContents"/>
+              <w:bidi w:val="0"/>
+              <w:spacing w:before="0" w:after="283"/>
+              <w:jc w:val="left"/>
+              <w:rPr/>
+            </w:pPr>
+            <w:r>
+              <w:rPr>
+                <w:rStyle w:val="Strong"/>
+              </w:rPr>
               <w:t>Open</w:t>
             </w:r>
-          </w:p>
-        </w:tc>
-        <w:tc>
-          <w:tcPr>
-            <w:tcW w:w="1351" w:type="dxa"/>
-            <w:tcBorders/>
-            <w:vAlign w:val="center"/>
-          </w:tcPr>
-          <w:p>
-            <w:pPr>
-              <w:pStyle w:val="TableContents"/>
-              <w:bidi w:val="0"/>
-              <w:spacing w:before="0" w:after="283"/>
-              <w:jc w:val="left"/>
-              <w:rPr/>
-            </w:pPr>
-            <w:r>
-              <w:rPr/>
-              <w:t>—</w:t>
-            </w:r>
-          </w:p>
-        </w:tc>
-      </w:tr>
-      <w:tr>
-        <w:trPr/>
-        <w:tc>
-          <w:tcPr>
-            <w:tcW w:w="556" w:type="dxa"/>
-            <w:tcBorders/>
-            <w:vAlign w:val="center"/>
-          </w:tcPr>
-          <w:p>
-            <w:pPr>
-              <w:pStyle w:val="TableContents"/>
-              <w:bidi w:val="0"/>
-              <w:spacing w:before="0" w:after="283"/>
-              <w:jc w:val="left"/>
-              <w:rPr/>
-            </w:pPr>
-            <w:r>
-              <w:rPr/>
-              <w:t>NC-2026-013</w:t>
-            </w:r>
-          </w:p>
-        </w:tc>
-        <w:tc>
-          <w:tcPr>
-            <w:tcW w:w="631" w:type="dxa"/>
-            <w:tcBorders/>
-            <w:vAlign w:val="center"/>
-          </w:tcPr>
-          <w:p>
-            <w:pPr>
-              <w:pStyle w:val="TableContents"/>
-              <w:bidi w:val="0"/>
-              <w:spacing w:before="0" w:after="283"/>
-              <w:jc w:val="left"/>
-              <w:rPr/>
-            </w:pPr>
-            <w:r>
-              <w:rPr/>
-              <w:t>2026-10-06</w:t>
-            </w:r>
-          </w:p>
-        </w:tc>
-        <w:tc>
-          <w:tcPr>
-            <w:tcW w:w="1261" w:type="dxa"/>
-            <w:tcBorders/>
-            <w:vAlign w:val="center"/>
-          </w:tcPr>
-          <w:p>
-            <w:pPr>
-              <w:pStyle w:val="TableContents"/>
-              <w:bidi w:val="0"/>
-              <w:spacing w:before="0" w:after="283"/>
-              <w:jc w:val="left"/>
-              <w:rPr/>
-            </w:pPr>
-            <w:r>
-              <w:rPr/>
-              <w:t>Test TC-EM-DOC-102</w:t>
-            </w:r>
-          </w:p>
-        </w:tc>
-        <w:tc>
-          <w:tcPr>
-            <w:tcW w:w="796" w:type="dxa"/>
-            <w:tcBorders/>
-            <w:vAlign w:val="center"/>
-          </w:tcPr>
-          <w:p>
-            <w:pPr>
-              <w:pStyle w:val="TableContents"/>
-              <w:bidi w:val="0"/>
-              <w:spacing w:before="0" w:after="283"/>
-              <w:jc w:val="left"/>
-              <w:rPr/>
-            </w:pPr>
-            <w:r>
-              <w:rPr/>
-              <w:t>S3</w:t>
-            </w:r>
-          </w:p>
-        </w:tc>
-        <w:tc>
-          <w:tcPr>
-            <w:tcW w:w="1171" w:type="dxa"/>
-            <w:tcBorders/>
-            <w:vAlign w:val="center"/>
-          </w:tcPr>
-          <w:p>
-            <w:pPr>
-              <w:pStyle w:val="TableContents"/>
-              <w:bidi w:val="0"/>
-              <w:spacing w:before="0" w:after="283"/>
-              <w:jc w:val="left"/>
-              <w:rPr/>
-            </w:pPr>
-            <w:r>
-              <w:rPr/>
-              <w:t>Upload accepts binary executables</w:t>
-            </w:r>
-          </w:p>
-        </w:tc>
-        <w:tc>
-          <w:tcPr>
-            <w:tcW w:w="661" w:type="dxa"/>
-            <w:tcBorders/>
-            <w:vAlign w:val="center"/>
-          </w:tcPr>
-          <w:p>
-            <w:pPr>
-              <w:pStyle w:val="TableContents"/>
-              <w:bidi w:val="0"/>
-              <w:spacing w:before="0" w:after="283"/>
-              <w:jc w:val="left"/>
-              <w:rPr/>
-            </w:pPr>
-            <w:r>
-              <w:rPr>
-                <w:rStyle w:val="SourceText"/>
-              </w:rPr>
-              <w:t>________</w:t>
-            </w:r>
-          </w:p>
-        </w:tc>
-        <w:tc>
-          <w:tcPr>
-            <w:tcW w:w="1126" w:type="dxa"/>
-            <w:tcBorders/>
-            <w:vAlign w:val="center"/>
-          </w:tcPr>
-          <w:p>
-            <w:pPr>
-              <w:pStyle w:val="TableContents"/>
-              <w:bidi w:val="0"/>
-              <w:spacing w:before="0" w:after="283"/>
-              <w:jc w:val="left"/>
-              <w:rPr/>
-            </w:pPr>
-            <w:r>
-              <w:rPr>
-                <w:rStyle w:val="Strong"/>
-              </w:rPr>
-              <w:t>Open</w:t>
-            </w:r>
-          </w:p>
-        </w:tc>
-        <w:tc>
-          <w:tcPr>
-            <w:tcW w:w="1351" w:type="dxa"/>
-            <w:tcBorders/>
-            <w:vAlign w:val="center"/>
-          </w:tcPr>
-          <w:p>
-            <w:pPr>
-              <w:pStyle w:val="TableContents"/>
-              <w:bidi w:val="0"/>
-              <w:spacing w:before="0" w:after="283"/>
-              <w:jc w:val="left"/>
-              <w:rPr/>
-            </w:pPr>
-            <w:r>
-              <w:rPr/>
-              <w:t>—</w:t>
-            </w:r>
-          </w:p>
-        </w:tc>
-      </w:tr>
-      <w:tr>
-        <w:trPr/>
-        <w:tc>
-          <w:tcPr>
-            <w:tcW w:w="556" w:type="dxa"/>
-            <w:tcBorders/>
-            <w:vAlign w:val="center"/>
-          </w:tcPr>
-          <w:p>
-            <w:pPr>
-              <w:pStyle w:val="TableContents"/>
-              <w:bidi w:val="0"/>
-              <w:spacing w:before="0" w:after="283"/>
-              <w:jc w:val="left"/>
-              <w:rPr/>
-            </w:pPr>
-            <w:r>
-              <w:rPr/>
-              <w:t>NC-2026-014</w:t>
-            </w:r>
-          </w:p>
-        </w:tc>
-        <w:tc>
-          <w:tcPr>
-            <w:tcW w:w="631" w:type="dxa"/>
-            <w:tcBorders/>
-            <w:vAlign w:val="center"/>
-          </w:tcPr>
-          <w:p>
-            <w:pPr>
-              <w:pStyle w:val="TableContents"/>
-              <w:bidi w:val="0"/>
-              <w:spacing w:before="0" w:after="283"/>
-              <w:jc w:val="left"/>
-              <w:rPr/>
-            </w:pPr>
-            <w:r>
-              <w:rPr/>
-              <w:t>2026-10-06</w:t>
-            </w:r>
-          </w:p>
-        </w:tc>
-        <w:tc>
-          <w:tcPr>
-            <w:tcW w:w="1261" w:type="dxa"/>
-            <w:tcBorders/>
-            <w:vAlign w:val="center"/>
-          </w:tcPr>
-          <w:p>
-            <w:pPr>
-              <w:pStyle w:val="TableContents"/>
-              <w:bidi w:val="0"/>
-              <w:spacing w:before="0" w:after="283"/>
-              <w:jc w:val="left"/>
-              <w:rPr/>
-            </w:pPr>
-            <w:r>
-              <w:rPr/>
-              <w:t>Test TC-EM-RAG-103</w:t>
-            </w:r>
-          </w:p>
-        </w:tc>
-        <w:tc>
-          <w:tcPr>
-            <w:tcW w:w="796" w:type="dxa"/>
-            <w:tcBorders/>
-            <w:vAlign w:val="center"/>
-          </w:tcPr>
-          <w:p>
-            <w:pPr>
-              <w:pStyle w:val="TableContents"/>
-              <w:bidi w:val="0"/>
-              <w:spacing w:before="0" w:after="283"/>
-              <w:jc w:val="left"/>
-              <w:rPr/>
-            </w:pPr>
-            <w:r>
-              <w:rPr/>
-              <w:t>S3</w:t>
-            </w:r>
-          </w:p>
-        </w:tc>
-        <w:tc>
-          <w:tcPr>
-            <w:tcW w:w="1171" w:type="dxa"/>
-            <w:tcBorders/>
-            <w:vAlign w:val="center"/>
-          </w:tcPr>
-          <w:p>
-            <w:pPr>
-              <w:pStyle w:val="TableContents"/>
-              <w:bidi w:val="0"/>
-              <w:spacing w:before="0" w:after="283"/>
-              <w:jc w:val="left"/>
-              <w:rPr/>
-            </w:pPr>
-            <w:r>
-              <w:rPr/>
-              <w:t>Small-talk / not-found answers carry citations</w:t>
-            </w:r>
-          </w:p>
-        </w:tc>
-        <w:tc>
-          <w:tcPr>
-            <w:tcW w:w="661" w:type="dxa"/>
-            <w:tcBorders/>
-            <w:vAlign w:val="center"/>
-          </w:tcPr>
-          <w:p>
-            <w:pPr>
-              <w:pStyle w:val="TableContents"/>
-              <w:bidi w:val="0"/>
-              <w:spacing w:before="0" w:after="283"/>
-              <w:jc w:val="left"/>
-              <w:rPr/>
-            </w:pPr>
-            <w:r>
-              <w:rPr>
-                <w:rStyle w:val="SourceText"/>
-              </w:rPr>
-              <w:t>________</w:t>
-            </w:r>
-          </w:p>
-        </w:tc>
-        <w:tc>
-          <w:tcPr>
-            <w:tcW w:w="1126" w:type="dxa"/>
-            <w:tcBorders/>
-            <w:vAlign w:val="center"/>
-          </w:tcPr>
-          <w:p>
-            <w:pPr>
-              <w:pStyle w:val="TableContents"/>
-              <w:bidi w:val="0"/>
-              <w:spacing w:before="0" w:after="283"/>
-              <w:jc w:val="left"/>
-              <w:rPr/>
-            </w:pPr>
-            <w:r>
-              <w:rPr>
-                <w:rStyle w:val="Strong"/>
-              </w:rPr>
-              <w:t>Open</w:t>
-            </w:r>
-          </w:p>
-        </w:tc>
-        <w:tc>
-          <w:tcPr>
-            <w:tcW w:w="1351" w:type="dxa"/>
-            <w:tcBorders/>
-            <w:vAlign w:val="center"/>
-          </w:tcPr>
-          <w:p>
-            <w:pPr>
-              <w:pStyle w:val="TableContents"/>
-              <w:bidi w:val="0"/>
-              <w:spacing w:before="0" w:after="283"/>
-              <w:jc w:val="left"/>
-              <w:rPr/>
-            </w:pPr>
-            <w:r>
-              <w:rPr/>
-              <w:t>—</w:t>
-            </w:r>
-          </w:p>
-        </w:tc>
-      </w:tr>
-      <w:tr>
-        <w:trPr/>
-        <w:tc>
-          <w:tcPr>
-            <w:tcW w:w="556" w:type="dxa"/>
-            <w:tcBorders/>
-            <w:vAlign w:val="center"/>
-          </w:tcPr>
-          <w:p>
-            <w:pPr>
-              <w:pStyle w:val="TableContents"/>
-              <w:bidi w:val="0"/>
-              <w:spacing w:before="0" w:after="283"/>
-              <w:jc w:val="left"/>
-              <w:rPr/>
-            </w:pPr>
-            <w:r>
-              <w:rPr/>
-              <w:t>NC-2026-015</w:t>
-            </w:r>
-          </w:p>
-        </w:tc>
-        <w:tc>
-          <w:tcPr>
-            <w:tcW w:w="631" w:type="dxa"/>
-            <w:tcBorders/>
-            <w:vAlign w:val="center"/>
-          </w:tcPr>
-          <w:p>
-            <w:pPr>
-              <w:pStyle w:val="TableContents"/>
-              <w:bidi w:val="0"/>
-              <w:spacing w:before="0" w:after="283"/>
-              <w:jc w:val="left"/>
-              <w:rPr/>
-            </w:pPr>
-            <w:r>
-              <w:rPr/>
-              <w:t>2026-10-06</w:t>
-            </w:r>
-          </w:p>
-        </w:tc>
-        <w:tc>
-          <w:tcPr>
-            <w:tcW w:w="1261" w:type="dxa"/>
-            <w:tcBorders/>
-            <w:vAlign w:val="center"/>
-          </w:tcPr>
-          <w:p>
-            <w:pPr>
-              <w:pStyle w:val="TableContents"/>
-              <w:bidi w:val="0"/>
-              <w:spacing w:before="0" w:after="283"/>
-              <w:jc w:val="left"/>
-              <w:rPr/>
-            </w:pPr>
-            <w:r>
-              <w:rPr/>
-              <w:t>Test TC-EM-EXP-108</w:t>
-            </w:r>
-          </w:p>
-        </w:tc>
-        <w:tc>
-          <w:tcPr>
-            <w:tcW w:w="796" w:type="dxa"/>
-            <w:tcBorders/>
-            <w:vAlign w:val="center"/>
-          </w:tcPr>
-          <w:p>
-            <w:pPr>
-              <w:pStyle w:val="TableContents"/>
-              <w:bidi w:val="0"/>
-              <w:spacing w:before="0" w:after="283"/>
-              <w:jc w:val="left"/>
-              <w:rPr/>
-            </w:pPr>
-            <w:r>
-              <w:rPr/>
-              <w:t>S3</w:t>
-            </w:r>
-          </w:p>
-        </w:tc>
-        <w:tc>
-          <w:tcPr>
-            <w:tcW w:w="1171" w:type="dxa"/>
-            <w:tcBorders/>
-            <w:vAlign w:val="center"/>
-          </w:tcPr>
-          <w:p>
-            <w:pPr>
-              <w:pStyle w:val="TableContents"/>
-              <w:bidi w:val="0"/>
-              <w:spacing w:before="0" w:after="283"/>
-              <w:jc w:val="left"/>
-              <w:rPr/>
-            </w:pPr>
-            <w:r>
-              <w:rPr/>
-              <w:t>Export gateway misses an API-key format</w:t>
-            </w:r>
-          </w:p>
-        </w:tc>
-        <w:tc>
-          <w:tcPr>
-            <w:tcW w:w="661" w:type="dxa"/>
-            <w:tcBorders/>
-            <w:vAlign w:val="center"/>
-          </w:tcPr>
-          <w:p>
-            <w:pPr>
-              <w:pStyle w:val="TableContents"/>
-              <w:bidi w:val="0"/>
-              <w:spacing w:before="0" w:after="283"/>
-              <w:jc w:val="left"/>
-              <w:rPr/>
-            </w:pPr>
-            <w:r>
-              <w:rPr>
-                <w:rStyle w:val="SourceText"/>
-              </w:rPr>
-              <w:t>________</w:t>
-            </w:r>
-          </w:p>
-        </w:tc>
-        <w:tc>
-          <w:tcPr>
-            <w:tcW w:w="1126" w:type="dxa"/>
-            <w:tcBorders/>
-            <w:vAlign w:val="center"/>
-          </w:tcPr>
-          <w:p>
-            <w:pPr>
-              <w:pStyle w:val="TableContents"/>
-              <w:bidi w:val="0"/>
-              <w:spacing w:before="0" w:after="283"/>
-              <w:jc w:val="left"/>
-              <w:rPr/>
-            </w:pPr>
-            <w:r>
-              <w:rPr>
-                <w:rStyle w:val="Strong"/>
-              </w:rPr>
-              <w:t>Open</w:t>
+            <w:r>
+              <w:rPr/>
+              <w:t xml:space="preserve"> — correction verified</w:t>
             </w:r>
           </w:p>
         </w:tc>
@@ -12512,7 +13505,7 @@
     </w:p>
     <w:tbl>
       <w:tblPr>
-        <w:tblW w:w="7323" w:type="dxa"/>
+        <w:tblW w:w="7553" w:type="dxa"/>
         <w:jc w:val="left"/>
         <w:tblInd w:w="0" w:type="dxa"/>
         <w:tblLayout w:type="fixed"/>
@@ -12524,9 +13517,9 @@
         </w:tblCellMar>
       </w:tblPr>
       <w:tblGrid>
-        <w:gridCol w:w="2761"/>
-        <w:gridCol w:w="2656"/>
-        <w:gridCol w:w="1906"/>
+        <w:gridCol w:w="2131"/>
+        <w:gridCol w:w="3924"/>
+        <w:gridCol w:w="1498"/>
       </w:tblGrid>
       <w:tr>
         <w:trPr>
@@ -12534,7 +13527,7 @@
         </w:trPr>
         <w:tc>
           <w:tcPr>
-            <w:tcW w:w="2761" w:type="dxa"/>
+            <w:tcW w:w="2131" w:type="dxa"/>
             <w:tcBorders/>
             <w:vAlign w:val="center"/>
           </w:tcPr>
@@ -12556,7 +13549,7 @@
         </w:tc>
         <w:tc>
           <w:tcPr>
-            <w:tcW w:w="2656" w:type="dxa"/>
+            <w:tcW w:w="3924" w:type="dxa"/>
             <w:tcBorders/>
             <w:vAlign w:val="center"/>
           </w:tcPr>
@@ -12578,7 +13571,7 @@
         </w:tc>
         <w:tc>
           <w:tcPr>
-            <w:tcW w:w="1906" w:type="dxa"/>
+            <w:tcW w:w="1498" w:type="dxa"/>
             <w:tcBorders/>
             <w:vAlign w:val="center"/>
           </w:tcPr>
@@ -12603,7 +13596,7 @@
         <w:trPr/>
         <w:tc>
           <w:tcPr>
-            <w:tcW w:w="2761" w:type="dxa"/>
+            <w:tcW w:w="2131" w:type="dxa"/>
             <w:tcBorders/>
             <w:vAlign w:val="center"/>
           </w:tcPr>
@@ -12629,7 +13622,7 @@
         </w:tc>
         <w:tc>
           <w:tcPr>
-            <w:tcW w:w="2656" w:type="dxa"/>
+            <w:tcW w:w="3924" w:type="dxa"/>
             <w:tcBorders/>
             <w:vAlign w:val="center"/>
           </w:tcPr>
@@ -12649,7 +13642,7 @@
         </w:tc>
         <w:tc>
           <w:tcPr>
-            <w:tcW w:w="1906" w:type="dxa"/>
+            <w:tcW w:w="1498" w:type="dxa"/>
             <w:tcBorders/>
             <w:vAlign w:val="center"/>
           </w:tcPr>
@@ -12682,7 +13675,7 @@
         <w:trPr/>
         <w:tc>
           <w:tcPr>
-            <w:tcW w:w="2761" w:type="dxa"/>
+            <w:tcW w:w="2131" w:type="dxa"/>
             <w:tcBorders/>
             <w:vAlign w:val="center"/>
           </w:tcPr>
@@ -12708,7 +13701,7 @@
         </w:tc>
         <w:tc>
           <w:tcPr>
-            <w:tcW w:w="2656" w:type="dxa"/>
+            <w:tcW w:w="3924" w:type="dxa"/>
             <w:tcBorders/>
             <w:vAlign w:val="center"/>
           </w:tcPr>
@@ -12728,7 +13721,7 @@
         </w:tc>
         <w:tc>
           <w:tcPr>
-            <w:tcW w:w="1906" w:type="dxa"/>
+            <w:tcW w:w="1498" w:type="dxa"/>
             <w:tcBorders/>
             <w:vAlign w:val="center"/>
           </w:tcPr>
@@ -12751,7 +13744,7 @@
         <w:trPr/>
         <w:tc>
           <w:tcPr>
-            <w:tcW w:w="2761" w:type="dxa"/>
+            <w:tcW w:w="2131" w:type="dxa"/>
             <w:tcBorders/>
             <w:vAlign w:val="center"/>
           </w:tcPr>
@@ -12771,7 +13764,7 @@
         </w:tc>
         <w:tc>
           <w:tcPr>
-            <w:tcW w:w="2656" w:type="dxa"/>
+            <w:tcW w:w="3924" w:type="dxa"/>
             <w:tcBorders/>
             <w:vAlign w:val="center"/>
           </w:tcPr>
@@ -12791,7 +13784,7 @@
         </w:tc>
         <w:tc>
           <w:tcPr>
-            <w:tcW w:w="1906" w:type="dxa"/>
+            <w:tcW w:w="1498" w:type="dxa"/>
             <w:tcBorders/>
             <w:vAlign w:val="center"/>
           </w:tcPr>
@@ -12814,7 +13807,7 @@
         <w:trPr/>
         <w:tc>
           <w:tcPr>
-            <w:tcW w:w="2761" w:type="dxa"/>
+            <w:tcW w:w="2131" w:type="dxa"/>
             <w:tcBorders/>
             <w:vAlign w:val="center"/>
           </w:tcPr>
@@ -12834,7 +13827,7 @@
         </w:tc>
         <w:tc>
           <w:tcPr>
-            <w:tcW w:w="2656" w:type="dxa"/>
+            <w:tcW w:w="3924" w:type="dxa"/>
             <w:tcBorders/>
             <w:vAlign w:val="center"/>
           </w:tcPr>
@@ -12854,7 +13847,7 @@
         </w:tc>
         <w:tc>
           <w:tcPr>
-            <w:tcW w:w="1906" w:type="dxa"/>
+            <w:tcW w:w="1498" w:type="dxa"/>
             <w:tcBorders/>
             <w:vAlign w:val="center"/>
           </w:tcPr>
@@ -12882,7 +13875,7 @@
         <w:trPr/>
         <w:tc>
           <w:tcPr>
-            <w:tcW w:w="2761" w:type="dxa"/>
+            <w:tcW w:w="2131" w:type="dxa"/>
             <w:tcBorders/>
             <w:vAlign w:val="center"/>
           </w:tcPr>
@@ -12902,7 +13895,7 @@
         </w:tc>
         <w:tc>
           <w:tcPr>
-            <w:tcW w:w="2656" w:type="dxa"/>
+            <w:tcW w:w="3924" w:type="dxa"/>
             <w:tcBorders/>
             <w:vAlign w:val="center"/>
           </w:tcPr>
@@ -12922,7 +13915,7 @@
         </w:tc>
         <w:tc>
           <w:tcPr>
-            <w:tcW w:w="1906" w:type="dxa"/>
+            <w:tcW w:w="1498" w:type="dxa"/>
             <w:tcBorders/>
             <w:vAlign w:val="center"/>
           </w:tcPr>
@@ -12950,7 +13943,7 @@
         <w:trPr/>
         <w:tc>
           <w:tcPr>
-            <w:tcW w:w="2761" w:type="dxa"/>
+            <w:tcW w:w="2131" w:type="dxa"/>
             <w:tcBorders/>
             <w:vAlign w:val="center"/>
           </w:tcPr>
@@ -12970,27 +13963,27 @@
         </w:tc>
         <w:tc>
           <w:tcPr>
-            <w:tcW w:w="2656" w:type="dxa"/>
-            <w:tcBorders/>
-            <w:vAlign w:val="center"/>
-          </w:tcPr>
-          <w:p>
-            <w:pPr>
-              <w:pStyle w:val="TableContents"/>
-              <w:bidi w:val="0"/>
-              <w:spacing w:before="0" w:after="283"/>
-              <w:jc w:val="left"/>
-              <w:rPr/>
-            </w:pPr>
-            <w:r>
-              <w:rPr/>
-              <w:t>9 (NC-2026-007 to NC-2026-015)</w:t>
-            </w:r>
-          </w:p>
-        </w:tc>
-        <w:tc>
-          <w:tcPr>
-            <w:tcW w:w="1906" w:type="dxa"/>
+            <w:tcW w:w="3924" w:type="dxa"/>
+            <w:tcBorders/>
+            <w:vAlign w:val="center"/>
+          </w:tcPr>
+          <w:p>
+            <w:pPr>
+              <w:pStyle w:val="TableContents"/>
+              <w:bidi w:val="0"/>
+              <w:spacing w:before="0" w:after="283"/>
+              <w:jc w:val="left"/>
+              <w:rPr/>
+            </w:pPr>
+            <w:r>
+              <w:rPr/>
+              <w:t>6 (NC-2026-007 to 011, NC-2026-016); NC-2026-012 to 015 closed 2026-10-06</w:t>
+            </w:r>
+          </w:p>
+        </w:tc>
+        <w:tc>
+          <w:tcPr>
+            <w:tcW w:w="1498" w:type="dxa"/>
             <w:tcBorders/>
             <w:vAlign w:val="center"/>
           </w:tcPr>

--- a/docs/qms/evidence-2026/QMS_Word/registers__REG-04_Nonconformity_and_CAPA_Log.docx
+++ b/docs/qms/evidence-2026/QMS_Word/registers__REG-04_Nonconformity_and_CAPA_Log.docx
@@ -15973,6 +15973,729 @@
       </w:pPr>
       <w:r>
         <w:rPr/>
+        <w:t>Section D — External audit findings</w:t>
+      </w:r>
+    </w:p>
+    <w:p>
+      <w:pPr>
+        <w:pStyle w:val="BodyText"/>
+        <w:bidi w:val="0"/>
+        <w:jc w:val="left"/>
+        <w:rPr/>
+      </w:pPr>
+      <w:r>
+        <w:rPr/>
+        <w:t>Findings raised by the certification body. An opportunity for improvement (OFI) is not a nonconformity; it is recorded here so that the response, the action and its effectiveness are tracked in the same way.</w:t>
+      </w:r>
+    </w:p>
+    <w:p>
+      <w:pPr>
+        <w:pStyle w:val="Heading3"/>
+        <w:bidi w:val="0"/>
+        <w:jc w:val="left"/>
+        <w:rPr/>
+      </w:pPr>
+      <w:r>
+        <w:rPr/>
+        <w:t>OFI-2026-06 — No AI impact assessment during development</w:t>
+      </w:r>
+    </w:p>
+    <w:tbl>
+      <w:tblPr>
+        <w:tblW w:w="5000" w:type="pct"/>
+        <w:jc w:val="left"/>
+        <w:tblInd w:w="-7" w:type="dxa"/>
+        <w:tblLayout w:type="fixed"/>
+        <w:tblCellMar>
+          <w:top w:w="60" w:type="dxa"/>
+          <w:left w:w="60" w:type="dxa"/>
+          <w:bottom w:w="60" w:type="dxa"/>
+          <w:right w:w="60" w:type="dxa"/>
+        </w:tblCellMar>
+      </w:tblPr>
+      <w:tblGrid>
+        <w:gridCol w:w="1497"/>
+        <w:gridCol w:w="6425"/>
+      </w:tblGrid>
+      <w:tr>
+        <w:trPr>
+          <w:tblHeader w:val="true"/>
+        </w:trPr>
+        <w:tc>
+          <w:tcPr>
+            <w:tcW w:w="1497" w:type="dxa"/>
+            <w:tcBorders>
+              <w:top w:val="single" w:sz="6" w:space="0" w:color="BFC7D5"/>
+              <w:left w:val="single" w:sz="6" w:space="0" w:color="BFC7D5"/>
+              <w:bottom w:val="single" w:sz="2" w:space="0" w:color="BFC7D5"/>
+              <w:right w:val="single" w:sz="6" w:space="0" w:color="BFC7D5"/>
+            </w:tcBorders>
+            <w:shd w:fill="1F3A5F" w:val="clear"/>
+            <w:vAlign w:val="center"/>
+          </w:tcPr>
+          <w:p>
+            <w:pPr>
+              <w:pStyle w:val="TableHeading"/>
+              <w:bidi w:val="0"/>
+              <w:spacing w:before="0" w:after="283"/>
+              <w:jc w:val="left"/>
+              <w:rPr>
+                <w:color w:val="FFFFFF"/>
+              </w:rPr>
+            </w:pPr>
+            <w:r>
+              <w:rPr>
+                <w:color w:val="FFFFFF"/>
+              </w:rPr>
+              <w:t>Field</w:t>
+            </w:r>
+          </w:p>
+        </w:tc>
+        <w:tc>
+          <w:tcPr>
+            <w:tcW w:w="6425" w:type="dxa"/>
+            <w:tcBorders>
+              <w:top w:val="single" w:sz="6" w:space="0" w:color="BFC7D5"/>
+              <w:left w:val="single" w:sz="2" w:space="0" w:color="BFC7D5"/>
+              <w:bottom w:val="single" w:sz="2" w:space="0" w:color="BFC7D5"/>
+              <w:right w:val="single" w:sz="6" w:space="0" w:color="BFC7D5"/>
+            </w:tcBorders>
+            <w:shd w:fill="1F3A5F" w:val="clear"/>
+            <w:vAlign w:val="center"/>
+          </w:tcPr>
+          <w:p>
+            <w:pPr>
+              <w:pStyle w:val="TableHeading"/>
+              <w:bidi w:val="0"/>
+              <w:spacing w:before="0" w:after="283"/>
+              <w:jc w:val="left"/>
+              <w:rPr>
+                <w:color w:val="FFFFFF"/>
+              </w:rPr>
+            </w:pPr>
+            <w:r>
+              <w:rPr>
+                <w:color w:val="FFFFFF"/>
+              </w:rPr>
+              <w:t>Entry</w:t>
+            </w:r>
+          </w:p>
+        </w:tc>
+      </w:tr>
+      <w:tr>
+        <w:trPr/>
+        <w:tc>
+          <w:tcPr>
+            <w:tcW w:w="1497" w:type="dxa"/>
+            <w:tcBorders>
+              <w:left w:val="single" w:sz="6" w:space="0" w:color="BFC7D5"/>
+              <w:bottom w:val="single" w:sz="2" w:space="0" w:color="BFC7D5"/>
+              <w:right w:val="single" w:sz="6" w:space="0" w:color="BFC7D5"/>
+            </w:tcBorders>
+            <w:vAlign w:val="center"/>
+          </w:tcPr>
+          <w:p>
+            <w:pPr>
+              <w:pStyle w:val="TableContents"/>
+              <w:bidi w:val="0"/>
+              <w:spacing w:before="0" w:after="283"/>
+              <w:jc w:val="left"/>
+              <w:rPr/>
+            </w:pPr>
+            <w:r>
+              <w:rPr/>
+              <w:t>Date raised</w:t>
+            </w:r>
+          </w:p>
+        </w:tc>
+        <w:tc>
+          <w:tcPr>
+            <w:tcW w:w="6425" w:type="dxa"/>
+            <w:tcBorders>
+              <w:left w:val="single" w:sz="2" w:space="0" w:color="BFC7D5"/>
+              <w:bottom w:val="single" w:sz="2" w:space="0" w:color="BFC7D5"/>
+              <w:right w:val="single" w:sz="6" w:space="0" w:color="BFC7D5"/>
+            </w:tcBorders>
+            <w:vAlign w:val="center"/>
+          </w:tcPr>
+          <w:p>
+            <w:pPr>
+              <w:pStyle w:val="TableContents"/>
+              <w:bidi w:val="0"/>
+              <w:spacing w:before="0" w:after="283"/>
+              <w:jc w:val="left"/>
+              <w:rPr/>
+            </w:pPr>
+            <w:r>
+              <w:rPr/>
+              <w:t>2026-10-14</w:t>
+            </w:r>
+          </w:p>
+        </w:tc>
+      </w:tr>
+      <w:tr>
+        <w:trPr/>
+        <w:tc>
+          <w:tcPr>
+            <w:tcW w:w="1497" w:type="dxa"/>
+            <w:tcBorders>
+              <w:left w:val="single" w:sz="6" w:space="0" w:color="BFC7D5"/>
+              <w:bottom w:val="single" w:sz="2" w:space="0" w:color="BFC7D5"/>
+              <w:right w:val="single" w:sz="6" w:space="0" w:color="BFC7D5"/>
+            </w:tcBorders>
+            <w:vAlign w:val="center"/>
+          </w:tcPr>
+          <w:p>
+            <w:pPr>
+              <w:pStyle w:val="TableContents"/>
+              <w:bidi w:val="0"/>
+              <w:spacing w:before="0" w:after="283"/>
+              <w:jc w:val="left"/>
+              <w:rPr/>
+            </w:pPr>
+            <w:r>
+              <w:rPr/>
+              <w:t>Raised by</w:t>
+            </w:r>
+          </w:p>
+        </w:tc>
+        <w:tc>
+          <w:tcPr>
+            <w:tcW w:w="6425" w:type="dxa"/>
+            <w:tcBorders>
+              <w:left w:val="single" w:sz="2" w:space="0" w:color="BFC7D5"/>
+              <w:bottom w:val="single" w:sz="2" w:space="0" w:color="BFC7D5"/>
+              <w:right w:val="single" w:sz="6" w:space="0" w:color="BFC7D5"/>
+            </w:tcBorders>
+            <w:vAlign w:val="center"/>
+          </w:tcPr>
+          <w:p>
+            <w:pPr>
+              <w:pStyle w:val="TableContents"/>
+              <w:bidi w:val="0"/>
+              <w:spacing w:before="0" w:after="283"/>
+              <w:jc w:val="left"/>
+              <w:rPr/>
+            </w:pPr>
+            <w:r>
+              <w:rPr/>
+              <w:t>Certification body auditor (SY) — surveillance audit 2026-10-14, finding 6; auditee Alexander Peter (EchoMind Project Lead)</w:t>
+            </w:r>
+          </w:p>
+        </w:tc>
+      </w:tr>
+      <w:tr>
+        <w:trPr/>
+        <w:tc>
+          <w:tcPr>
+            <w:tcW w:w="1497" w:type="dxa"/>
+            <w:tcBorders>
+              <w:left w:val="single" w:sz="6" w:space="0" w:color="BFC7D5"/>
+              <w:bottom w:val="single" w:sz="2" w:space="0" w:color="BFC7D5"/>
+              <w:right w:val="single" w:sz="6" w:space="0" w:color="BFC7D5"/>
+            </w:tcBorders>
+            <w:vAlign w:val="center"/>
+          </w:tcPr>
+          <w:p>
+            <w:pPr>
+              <w:pStyle w:val="TableContents"/>
+              <w:bidi w:val="0"/>
+              <w:spacing w:before="0" w:after="283"/>
+              <w:jc w:val="left"/>
+              <w:rPr/>
+            </w:pPr>
+            <w:r>
+              <w:rPr/>
+              <w:t>Type</w:t>
+            </w:r>
+          </w:p>
+        </w:tc>
+        <w:tc>
+          <w:tcPr>
+            <w:tcW w:w="6425" w:type="dxa"/>
+            <w:tcBorders>
+              <w:left w:val="single" w:sz="2" w:space="0" w:color="BFC7D5"/>
+              <w:bottom w:val="single" w:sz="2" w:space="0" w:color="BFC7D5"/>
+              <w:right w:val="single" w:sz="6" w:space="0" w:color="BFC7D5"/>
+            </w:tcBorders>
+            <w:vAlign w:val="center"/>
+          </w:tcPr>
+          <w:p>
+            <w:pPr>
+              <w:pStyle w:val="TableContents"/>
+              <w:bidi w:val="0"/>
+              <w:spacing w:before="0" w:after="283"/>
+              <w:jc w:val="left"/>
+              <w:rPr/>
+            </w:pPr>
+            <w:r>
+              <w:rPr>
+                <w:rStyle w:val="Strong"/>
+              </w:rPr>
+              <w:t>Opportunity for improvement</w:t>
+            </w:r>
+            <w:r>
+              <w:rPr/>
+              <w:t xml:space="preserve"> — ISO 9001:2015 clause 6.1.1</w:t>
+            </w:r>
+          </w:p>
+        </w:tc>
+      </w:tr>
+      <w:tr>
+        <w:trPr/>
+        <w:tc>
+          <w:tcPr>
+            <w:tcW w:w="1497" w:type="dxa"/>
+            <w:tcBorders>
+              <w:left w:val="single" w:sz="6" w:space="0" w:color="BFC7D5"/>
+              <w:bottom w:val="single" w:sz="2" w:space="0" w:color="BFC7D5"/>
+              <w:right w:val="single" w:sz="6" w:space="0" w:color="BFC7D5"/>
+            </w:tcBorders>
+            <w:vAlign w:val="center"/>
+          </w:tcPr>
+          <w:p>
+            <w:pPr>
+              <w:pStyle w:val="TableContents"/>
+              <w:bidi w:val="0"/>
+              <w:spacing w:before="0" w:after="283"/>
+              <w:jc w:val="left"/>
+              <w:rPr/>
+            </w:pPr>
+            <w:r>
+              <w:rPr/>
+              <w:t>Finding</w:t>
+            </w:r>
+          </w:p>
+        </w:tc>
+        <w:tc>
+          <w:tcPr>
+            <w:tcW w:w="6425" w:type="dxa"/>
+            <w:tcBorders>
+              <w:left w:val="single" w:sz="2" w:space="0" w:color="BFC7D5"/>
+              <w:bottom w:val="single" w:sz="2" w:space="0" w:color="BFC7D5"/>
+              <w:right w:val="single" w:sz="6" w:space="0" w:color="BFC7D5"/>
+            </w:tcBorders>
+            <w:vAlign w:val="center"/>
+          </w:tcPr>
+          <w:p>
+            <w:pPr>
+              <w:pStyle w:val="TableContents"/>
+              <w:bidi w:val="0"/>
+              <w:spacing w:before="0" w:after="283"/>
+              <w:jc w:val="left"/>
+              <w:rPr/>
+            </w:pPr>
+            <w:r>
+              <w:rPr/>
+              <w:t>"For EchoMind, evidence of an AI impact assessment during development was not available to demonstrate that relevant impacts, including governance and ethical considerations, had been systematically evaluated."</w:t>
+            </w:r>
+          </w:p>
+        </w:tc>
+      </w:tr>
+      <w:tr>
+        <w:trPr/>
+        <w:tc>
+          <w:tcPr>
+            <w:tcW w:w="1497" w:type="dxa"/>
+            <w:tcBorders>
+              <w:left w:val="single" w:sz="6" w:space="0" w:color="BFC7D5"/>
+              <w:bottom w:val="single" w:sz="2" w:space="0" w:color="BFC7D5"/>
+              <w:right w:val="single" w:sz="6" w:space="0" w:color="BFC7D5"/>
+            </w:tcBorders>
+            <w:vAlign w:val="center"/>
+          </w:tcPr>
+          <w:p>
+            <w:pPr>
+              <w:pStyle w:val="TableContents"/>
+              <w:bidi w:val="0"/>
+              <w:spacing w:before="0" w:after="283"/>
+              <w:jc w:val="left"/>
+              <w:rPr/>
+            </w:pPr>
+            <w:r>
+              <w:rPr/>
+              <w:t>Root cause</w:t>
+            </w:r>
+          </w:p>
+        </w:tc>
+        <w:tc>
+          <w:tcPr>
+            <w:tcW w:w="6425" w:type="dxa"/>
+            <w:tcBorders>
+              <w:left w:val="single" w:sz="2" w:space="0" w:color="BFC7D5"/>
+              <w:bottom w:val="single" w:sz="2" w:space="0" w:color="BFC7D5"/>
+              <w:right w:val="single" w:sz="6" w:space="0" w:color="BFC7D5"/>
+            </w:tcBorders>
+            <w:vAlign w:val="center"/>
+          </w:tcPr>
+          <w:p>
+            <w:pPr>
+              <w:pStyle w:val="TableContents"/>
+              <w:bidi w:val="0"/>
+              <w:spacing w:before="0" w:after="283"/>
+              <w:jc w:val="left"/>
+              <w:rPr/>
+            </w:pPr>
+            <w:r>
+              <w:rPr/>
+              <w:t>SOP-05 required functional, non-functional, security and data-protection inputs, but no consolidated AI impact assessment. Ethical and governance impacts were handled through individual controls (offline processing, export redaction, citations, tenant isolation, human release authorisation) without one documented, systematic evaluation.</w:t>
+            </w:r>
+          </w:p>
+        </w:tc>
+      </w:tr>
+      <w:tr>
+        <w:trPr/>
+        <w:tc>
+          <w:tcPr>
+            <w:tcW w:w="1497" w:type="dxa"/>
+            <w:tcBorders>
+              <w:left w:val="single" w:sz="6" w:space="0" w:color="BFC7D5"/>
+              <w:bottom w:val="single" w:sz="2" w:space="0" w:color="BFC7D5"/>
+              <w:right w:val="single" w:sz="6" w:space="0" w:color="BFC7D5"/>
+            </w:tcBorders>
+            <w:vAlign w:val="center"/>
+          </w:tcPr>
+          <w:p>
+            <w:pPr>
+              <w:pStyle w:val="TableContents"/>
+              <w:bidi w:val="0"/>
+              <w:spacing w:before="0" w:after="283"/>
+              <w:jc w:val="left"/>
+              <w:rPr/>
+            </w:pPr>
+            <w:r>
+              <w:rPr/>
+              <w:t>Correction</w:t>
+            </w:r>
+          </w:p>
+        </w:tc>
+        <w:tc>
+          <w:tcPr>
+            <w:tcW w:w="6425" w:type="dxa"/>
+            <w:tcBorders>
+              <w:left w:val="single" w:sz="2" w:space="0" w:color="BFC7D5"/>
+              <w:bottom w:val="single" w:sz="2" w:space="0" w:color="BFC7D5"/>
+              <w:right w:val="single" w:sz="6" w:space="0" w:color="BFC7D5"/>
+            </w:tcBorders>
+            <w:vAlign w:val="center"/>
+          </w:tcPr>
+          <w:p>
+            <w:pPr>
+              <w:pStyle w:val="TableContents"/>
+              <w:bidi w:val="0"/>
+              <w:spacing w:before="0" w:after="283"/>
+              <w:jc w:val="left"/>
+              <w:rPr/>
+            </w:pPr>
+            <w:r>
+              <w:rPr/>
+              <w:t>2026-10-20: AI Impact Assessment EM26-35 prepared for EchoMind v1.4.1 and every use case in EM26-26 — 15 impact areas, 13 use-case screenings, 9 actions with owners. Issued for approval.</w:t>
+            </w:r>
+          </w:p>
+        </w:tc>
+      </w:tr>
+      <w:tr>
+        <w:trPr/>
+        <w:tc>
+          <w:tcPr>
+            <w:tcW w:w="1497" w:type="dxa"/>
+            <w:tcBorders>
+              <w:left w:val="single" w:sz="6" w:space="0" w:color="BFC7D5"/>
+              <w:bottom w:val="single" w:sz="2" w:space="0" w:color="BFC7D5"/>
+              <w:right w:val="single" w:sz="6" w:space="0" w:color="BFC7D5"/>
+            </w:tcBorders>
+            <w:vAlign w:val="center"/>
+          </w:tcPr>
+          <w:p>
+            <w:pPr>
+              <w:pStyle w:val="TableContents"/>
+              <w:bidi w:val="0"/>
+              <w:spacing w:before="0" w:after="283"/>
+              <w:jc w:val="left"/>
+              <w:rPr/>
+            </w:pPr>
+            <w:r>
+              <w:rPr/>
+              <w:t>Corrective action</w:t>
+            </w:r>
+          </w:p>
+        </w:tc>
+        <w:tc>
+          <w:tcPr>
+            <w:tcW w:w="6425" w:type="dxa"/>
+            <w:tcBorders>
+              <w:left w:val="single" w:sz="2" w:space="0" w:color="BFC7D5"/>
+              <w:bottom w:val="single" w:sz="2" w:space="0" w:color="BFC7D5"/>
+              <w:right w:val="single" w:sz="6" w:space="0" w:color="BFC7D5"/>
+            </w:tcBorders>
+            <w:vAlign w:val="center"/>
+          </w:tcPr>
+          <w:p>
+            <w:pPr>
+              <w:pStyle w:val="TableContents"/>
+              <w:bidi w:val="0"/>
+              <w:spacing w:before="0" w:after="283"/>
+              <w:jc w:val="left"/>
+              <w:rPr/>
+            </w:pPr>
+            <w:r>
+              <w:rPr/>
+              <w:t xml:space="preserve">(a) SOP-05 revision 1.2, §7a: an AI impact assessment at the design-input stage and before every release, new use case, new model and new client sector — issued 2026-10-20 for approval. (b) AI risks R-15 … R-18 and opportunity O-05 added to </w:t>
+            </w:r>
+            <w:r>
+              <w:rPr>
+                <w:rStyle w:val="SourceText"/>
+              </w:rPr>
+              <w:t>REG-03</w:t>
+            </w:r>
+            <w:r>
+              <w:rPr/>
+              <w:t>. (c) EM26-35 actions AIA-01 … AIA-09 tracked to closure; first priority AIA-01 (recording notice and consent guidance, due 2026-11-30).</w:t>
+            </w:r>
+          </w:p>
+        </w:tc>
+      </w:tr>
+      <w:tr>
+        <w:trPr/>
+        <w:tc>
+          <w:tcPr>
+            <w:tcW w:w="1497" w:type="dxa"/>
+            <w:tcBorders>
+              <w:left w:val="single" w:sz="6" w:space="0" w:color="BFC7D5"/>
+              <w:bottom w:val="single" w:sz="2" w:space="0" w:color="BFC7D5"/>
+              <w:right w:val="single" w:sz="6" w:space="0" w:color="BFC7D5"/>
+            </w:tcBorders>
+            <w:vAlign w:val="center"/>
+          </w:tcPr>
+          <w:p>
+            <w:pPr>
+              <w:pStyle w:val="TableContents"/>
+              <w:bidi w:val="0"/>
+              <w:spacing w:before="0" w:after="283"/>
+              <w:jc w:val="left"/>
+              <w:rPr/>
+            </w:pPr>
+            <w:r>
+              <w:rPr/>
+              <w:t>Response to the certification body</w:t>
+            </w:r>
+          </w:p>
+        </w:tc>
+        <w:tc>
+          <w:tcPr>
+            <w:tcW w:w="6425" w:type="dxa"/>
+            <w:tcBorders>
+              <w:left w:val="single" w:sz="2" w:space="0" w:color="BFC7D5"/>
+              <w:bottom w:val="single" w:sz="2" w:space="0" w:color="BFC7D5"/>
+              <w:right w:val="single" w:sz="6" w:space="0" w:color="BFC7D5"/>
+            </w:tcBorders>
+            <w:vAlign w:val="center"/>
+          </w:tcPr>
+          <w:p>
+            <w:pPr>
+              <w:pStyle w:val="TableContents"/>
+              <w:bidi w:val="0"/>
+              <w:spacing w:before="0" w:after="283"/>
+              <w:jc w:val="left"/>
+              <w:rPr/>
+            </w:pPr>
+            <w:r>
+              <w:rPr/>
+              <w:t>Findings sheet columns J–M — due 2026-10-22 (</w:t>
+            </w:r>
+            <w:r>
+              <w:rPr>
+                <w:rStyle w:val="SourceText"/>
+              </w:rPr>
+              <w:t>evidence-2026/20_AI_Impact_Assessment/OFI-2026-06_Response_Finding_6.docx</w:t>
+            </w:r>
+            <w:r>
+              <w:rPr/>
+              <w:t>)</w:t>
+            </w:r>
+          </w:p>
+        </w:tc>
+      </w:tr>
+      <w:tr>
+        <w:trPr/>
+        <w:tc>
+          <w:tcPr>
+            <w:tcW w:w="1497" w:type="dxa"/>
+            <w:tcBorders>
+              <w:left w:val="single" w:sz="6" w:space="0" w:color="BFC7D5"/>
+              <w:bottom w:val="single" w:sz="2" w:space="0" w:color="BFC7D5"/>
+              <w:right w:val="single" w:sz="6" w:space="0" w:color="BFC7D5"/>
+            </w:tcBorders>
+            <w:vAlign w:val="center"/>
+          </w:tcPr>
+          <w:p>
+            <w:pPr>
+              <w:pStyle w:val="TableContents"/>
+              <w:bidi w:val="0"/>
+              <w:spacing w:before="0" w:after="283"/>
+              <w:jc w:val="left"/>
+              <w:rPr/>
+            </w:pPr>
+            <w:r>
+              <w:rPr/>
+              <w:t>Effectiveness verification</w:t>
+            </w:r>
+          </w:p>
+        </w:tc>
+        <w:tc>
+          <w:tcPr>
+            <w:tcW w:w="6425" w:type="dxa"/>
+            <w:tcBorders>
+              <w:left w:val="single" w:sz="2" w:space="0" w:color="BFC7D5"/>
+              <w:bottom w:val="single" w:sz="2" w:space="0" w:color="BFC7D5"/>
+              <w:right w:val="single" w:sz="6" w:space="0" w:color="BFC7D5"/>
+            </w:tcBorders>
+            <w:vAlign w:val="center"/>
+          </w:tcPr>
+          <w:p>
+            <w:pPr>
+              <w:pStyle w:val="TableContents"/>
+              <w:bidi w:val="0"/>
+              <w:spacing w:before="0" w:after="283"/>
+              <w:jc w:val="left"/>
+              <w:rPr/>
+            </w:pPr>
+            <w:r>
+              <w:rPr/>
+              <w:t>At the internal audit, 9–13 Nov 2026: EM26-35 approved; the release record of the next release states the assessment is current; AIA actions on schedule.</w:t>
+            </w:r>
+          </w:p>
+        </w:tc>
+      </w:tr>
+      <w:tr>
+        <w:trPr/>
+        <w:tc>
+          <w:tcPr>
+            <w:tcW w:w="1497" w:type="dxa"/>
+            <w:tcBorders>
+              <w:left w:val="single" w:sz="6" w:space="0" w:color="BFC7D5"/>
+              <w:bottom w:val="single" w:sz="2" w:space="0" w:color="BFC7D5"/>
+              <w:right w:val="single" w:sz="6" w:space="0" w:color="BFC7D5"/>
+            </w:tcBorders>
+            <w:vAlign w:val="center"/>
+          </w:tcPr>
+          <w:p>
+            <w:pPr>
+              <w:pStyle w:val="TableContents"/>
+              <w:bidi w:val="0"/>
+              <w:spacing w:before="0" w:after="283"/>
+              <w:jc w:val="left"/>
+              <w:rPr/>
+            </w:pPr>
+            <w:r>
+              <w:rPr/>
+              <w:t>Owner</w:t>
+            </w:r>
+          </w:p>
+        </w:tc>
+        <w:tc>
+          <w:tcPr>
+            <w:tcW w:w="6425" w:type="dxa"/>
+            <w:tcBorders>
+              <w:left w:val="single" w:sz="2" w:space="0" w:color="BFC7D5"/>
+              <w:bottom w:val="single" w:sz="2" w:space="0" w:color="BFC7D5"/>
+              <w:right w:val="single" w:sz="6" w:space="0" w:color="BFC7D5"/>
+            </w:tcBorders>
+            <w:vAlign w:val="center"/>
+          </w:tcPr>
+          <w:p>
+            <w:pPr>
+              <w:pStyle w:val="TableContents"/>
+              <w:bidi w:val="0"/>
+              <w:spacing w:before="0" w:after="283"/>
+              <w:jc w:val="left"/>
+              <w:rPr/>
+            </w:pPr>
+            <w:r>
+              <w:rPr/>
+              <w:t>Richard Watson Stephen Amudha (Lead Engineer); verification Sheryl Nazareth (QA / MR)</w:t>
+            </w:r>
+          </w:p>
+        </w:tc>
+      </w:tr>
+      <w:tr>
+        <w:trPr/>
+        <w:tc>
+          <w:tcPr>
+            <w:tcW w:w="1497" w:type="dxa"/>
+            <w:tcBorders>
+              <w:left w:val="single" w:sz="6" w:space="0" w:color="BFC7D5"/>
+              <w:bottom w:val="single" w:sz="6" w:space="0" w:color="BFC7D5"/>
+              <w:right w:val="single" w:sz="6" w:space="0" w:color="BFC7D5"/>
+            </w:tcBorders>
+            <w:vAlign w:val="center"/>
+          </w:tcPr>
+          <w:p>
+            <w:pPr>
+              <w:pStyle w:val="TableContents"/>
+              <w:bidi w:val="0"/>
+              <w:spacing w:before="0" w:after="283"/>
+              <w:jc w:val="left"/>
+              <w:rPr/>
+            </w:pPr>
+            <w:r>
+              <w:rPr/>
+              <w:t>Status</w:t>
+            </w:r>
+          </w:p>
+        </w:tc>
+        <w:tc>
+          <w:tcPr>
+            <w:tcW w:w="6425" w:type="dxa"/>
+            <w:tcBorders>
+              <w:left w:val="single" w:sz="2" w:space="0" w:color="BFC7D5"/>
+              <w:bottom w:val="single" w:sz="6" w:space="0" w:color="BFC7D5"/>
+              <w:right w:val="single" w:sz="6" w:space="0" w:color="BFC7D5"/>
+            </w:tcBorders>
+            <w:vAlign w:val="center"/>
+          </w:tcPr>
+          <w:p>
+            <w:pPr>
+              <w:pStyle w:val="TableContents"/>
+              <w:bidi w:val="0"/>
+              <w:spacing w:before="0" w:after="283"/>
+              <w:jc w:val="left"/>
+              <w:rPr/>
+            </w:pPr>
+            <w:r>
+              <w:rPr>
+                <w:rStyle w:val="Strong"/>
+              </w:rPr>
+              <w:t>OPEN</w:t>
+            </w:r>
+            <w:r>
+              <w:rPr/>
+              <w:t xml:space="preserve"> — assessment and procedure issued for approval 2026-10-20</w:t>
+            </w:r>
+          </w:p>
+        </w:tc>
+      </w:tr>
+    </w:tbl>
+    <w:p>
+      <w:pPr>
+        <w:pStyle w:val="HorizontalLine"/>
+        <w:bidi w:val="0"/>
+        <w:jc w:val="left"/>
+        <w:rPr/>
+      </w:pPr>
+      <w:r>
+        <w:rPr/>
+      </w:r>
+    </w:p>
+    <w:p>
+      <w:pPr>
+        <w:pStyle w:val="Heading2"/>
+        <w:bidi w:val="0"/>
+        <w:jc w:val="left"/>
+        <w:rPr/>
+      </w:pPr>
+      <w:r>
+        <w:rPr/>
         <w:t>Statistics</w:t>
       </w:r>
     </w:p>
@@ -15990,9 +16713,9 @@
         </w:tblCellMar>
       </w:tblPr>
       <w:tblGrid>
-        <w:gridCol w:w="1993"/>
-        <w:gridCol w:w="4537"/>
-        <w:gridCol w:w="1392"/>
+        <w:gridCol w:w="2285"/>
+        <w:gridCol w:w="4281"/>
+        <w:gridCol w:w="1356"/>
       </w:tblGrid>
       <w:tr>
         <w:trPr>
@@ -16000,7 +16723,7 @@
         </w:trPr>
         <w:tc>
           <w:tcPr>
-            <w:tcW w:w="1993" w:type="dxa"/>
+            <w:tcW w:w="2285" w:type="dxa"/>
             <w:tcBorders>
               <w:top w:val="single" w:sz="6" w:space="0" w:color="BFC7D5"/>
               <w:left w:val="single" w:sz="6" w:space="0" w:color="BFC7D5"/>
@@ -16030,7 +16753,7 @@
         </w:tc>
         <w:tc>
           <w:tcPr>
-            <w:tcW w:w="4537" w:type="dxa"/>
+            <w:tcW w:w="4281" w:type="dxa"/>
             <w:tcBorders>
               <w:top w:val="single" w:sz="6" w:space="0" w:color="BFC7D5"/>
               <w:left w:val="single" w:sz="2" w:space="0" w:color="BFC7D5"/>
@@ -16060,7 +16783,7 @@
         </w:tc>
         <w:tc>
           <w:tcPr>
-            <w:tcW w:w="1392" w:type="dxa"/>
+            <w:tcW w:w="1356" w:type="dxa"/>
             <w:tcBorders>
               <w:top w:val="single" w:sz="6" w:space="0" w:color="BFC7D5"/>
               <w:left w:val="single" w:sz="2" w:space="0" w:color="BFC7D5"/>
@@ -16093,7 +16816,7 @@
         <w:trPr/>
         <w:tc>
           <w:tcPr>
-            <w:tcW w:w="1993" w:type="dxa"/>
+            <w:tcW w:w="2285" w:type="dxa"/>
             <w:tcBorders>
               <w:left w:val="single" w:sz="6" w:space="0" w:color="BFC7D5"/>
               <w:bottom w:val="single" w:sz="2" w:space="0" w:color="BFC7D5"/>
@@ -16123,7 +16846,7 @@
         </w:tc>
         <w:tc>
           <w:tcPr>
-            <w:tcW w:w="4537" w:type="dxa"/>
+            <w:tcW w:w="4281" w:type="dxa"/>
             <w:tcBorders>
               <w:left w:val="single" w:sz="2" w:space="0" w:color="BFC7D5"/>
               <w:bottom w:val="single" w:sz="2" w:space="0" w:color="BFC7D5"/>
@@ -16147,7 +16870,7 @@
         </w:tc>
         <w:tc>
           <w:tcPr>
-            <w:tcW w:w="1392" w:type="dxa"/>
+            <w:tcW w:w="1356" w:type="dxa"/>
             <w:tcBorders>
               <w:left w:val="single" w:sz="2" w:space="0" w:color="BFC7D5"/>
               <w:bottom w:val="single" w:sz="2" w:space="0" w:color="BFC7D5"/>
@@ -16184,7 +16907,7 @@
         <w:trPr/>
         <w:tc>
           <w:tcPr>
-            <w:tcW w:w="1993" w:type="dxa"/>
+            <w:tcW w:w="2285" w:type="dxa"/>
             <w:tcBorders>
               <w:left w:val="single" w:sz="6" w:space="0" w:color="BFC7D5"/>
               <w:bottom w:val="single" w:sz="2" w:space="0" w:color="BFC7D5"/>
@@ -16214,7 +16937,7 @@
         </w:tc>
         <w:tc>
           <w:tcPr>
-            <w:tcW w:w="4537" w:type="dxa"/>
+            <w:tcW w:w="4281" w:type="dxa"/>
             <w:tcBorders>
               <w:left w:val="single" w:sz="2" w:space="0" w:color="BFC7D5"/>
               <w:bottom w:val="single" w:sz="2" w:space="0" w:color="BFC7D5"/>
@@ -16238,7 +16961,7 @@
         </w:tc>
         <w:tc>
           <w:tcPr>
-            <w:tcW w:w="1392" w:type="dxa"/>
+            <w:tcW w:w="1356" w:type="dxa"/>
             <w:tcBorders>
               <w:left w:val="single" w:sz="2" w:space="0" w:color="BFC7D5"/>
               <w:bottom w:val="single" w:sz="2" w:space="0" w:color="BFC7D5"/>
@@ -16265,7 +16988,7 @@
         <w:trPr/>
         <w:tc>
           <w:tcPr>
-            <w:tcW w:w="1993" w:type="dxa"/>
+            <w:tcW w:w="2285" w:type="dxa"/>
             <w:tcBorders>
               <w:left w:val="single" w:sz="6" w:space="0" w:color="BFC7D5"/>
               <w:bottom w:val="single" w:sz="2" w:space="0" w:color="BFC7D5"/>
@@ -16289,7 +17012,7 @@
         </w:tc>
         <w:tc>
           <w:tcPr>
-            <w:tcW w:w="4537" w:type="dxa"/>
+            <w:tcW w:w="4281" w:type="dxa"/>
             <w:tcBorders>
               <w:left w:val="single" w:sz="2" w:space="0" w:color="BFC7D5"/>
               <w:bottom w:val="single" w:sz="2" w:space="0" w:color="BFC7D5"/>
@@ -16313,7 +17036,7 @@
         </w:tc>
         <w:tc>
           <w:tcPr>
-            <w:tcW w:w="1392" w:type="dxa"/>
+            <w:tcW w:w="1356" w:type="dxa"/>
             <w:tcBorders>
               <w:left w:val="single" w:sz="2" w:space="0" w:color="BFC7D5"/>
               <w:bottom w:val="single" w:sz="2" w:space="0" w:color="BFC7D5"/>
@@ -16340,7 +17063,7 @@
         <w:trPr/>
         <w:tc>
           <w:tcPr>
-            <w:tcW w:w="1993" w:type="dxa"/>
+            <w:tcW w:w="2285" w:type="dxa"/>
             <w:tcBorders>
               <w:left w:val="single" w:sz="6" w:space="0" w:color="BFC7D5"/>
               <w:bottom w:val="single" w:sz="2" w:space="0" w:color="BFC7D5"/>
@@ -16364,7 +17087,7 @@
         </w:tc>
         <w:tc>
           <w:tcPr>
-            <w:tcW w:w="4537" w:type="dxa"/>
+            <w:tcW w:w="4281" w:type="dxa"/>
             <w:tcBorders>
               <w:left w:val="single" w:sz="2" w:space="0" w:color="BFC7D5"/>
               <w:bottom w:val="single" w:sz="2" w:space="0" w:color="BFC7D5"/>
@@ -16388,7 +17111,7 @@
         </w:tc>
         <w:tc>
           <w:tcPr>
-            <w:tcW w:w="1392" w:type="dxa"/>
+            <w:tcW w:w="1356" w:type="dxa"/>
             <w:tcBorders>
               <w:left w:val="single" w:sz="2" w:space="0" w:color="BFC7D5"/>
               <w:bottom w:val="single" w:sz="2" w:space="0" w:color="BFC7D5"/>
@@ -16420,7 +17143,7 @@
         <w:trPr/>
         <w:tc>
           <w:tcPr>
-            <w:tcW w:w="1993" w:type="dxa"/>
+            <w:tcW w:w="2285" w:type="dxa"/>
             <w:tcBorders>
               <w:left w:val="single" w:sz="6" w:space="0" w:color="BFC7D5"/>
               <w:bottom w:val="single" w:sz="2" w:space="0" w:color="BFC7D5"/>
@@ -16444,7 +17167,7 @@
         </w:tc>
         <w:tc>
           <w:tcPr>
-            <w:tcW w:w="4537" w:type="dxa"/>
+            <w:tcW w:w="4281" w:type="dxa"/>
             <w:tcBorders>
               <w:left w:val="single" w:sz="2" w:space="0" w:color="BFC7D5"/>
               <w:bottom w:val="single" w:sz="2" w:space="0" w:color="BFC7D5"/>
@@ -16468,7 +17191,7 @@
         </w:tc>
         <w:tc>
           <w:tcPr>
-            <w:tcW w:w="1392" w:type="dxa"/>
+            <w:tcW w:w="1356" w:type="dxa"/>
             <w:tcBorders>
               <w:left w:val="single" w:sz="2" w:space="0" w:color="BFC7D5"/>
               <w:bottom w:val="single" w:sz="2" w:space="0" w:color="BFC7D5"/>
@@ -16500,7 +17223,82 @@
         <w:trPr/>
         <w:tc>
           <w:tcPr>
-            <w:tcW w:w="1993" w:type="dxa"/>
+            <w:tcW w:w="2285" w:type="dxa"/>
+            <w:tcBorders>
+              <w:left w:val="single" w:sz="6" w:space="0" w:color="BFC7D5"/>
+              <w:bottom w:val="single" w:sz="2" w:space="0" w:color="BFC7D5"/>
+              <w:right w:val="single" w:sz="6" w:space="0" w:color="BFC7D5"/>
+            </w:tcBorders>
+            <w:vAlign w:val="center"/>
+          </w:tcPr>
+          <w:p>
+            <w:pPr>
+              <w:pStyle w:val="TableContents"/>
+              <w:bidi w:val="0"/>
+              <w:spacing w:before="0" w:after="283"/>
+              <w:jc w:val="left"/>
+              <w:rPr/>
+            </w:pPr>
+            <w:r>
+              <w:rPr/>
+              <w:t>Open</w:t>
+            </w:r>
+          </w:p>
+        </w:tc>
+        <w:tc>
+          <w:tcPr>
+            <w:tcW w:w="4281" w:type="dxa"/>
+            <w:tcBorders>
+              <w:left w:val="single" w:sz="2" w:space="0" w:color="BFC7D5"/>
+              <w:bottom w:val="single" w:sz="2" w:space="0" w:color="BFC7D5"/>
+              <w:right w:val="single" w:sz="6" w:space="0" w:color="BFC7D5"/>
+            </w:tcBorders>
+            <w:vAlign w:val="center"/>
+          </w:tcPr>
+          <w:p>
+            <w:pPr>
+              <w:pStyle w:val="TableContents"/>
+              <w:bidi w:val="0"/>
+              <w:spacing w:before="0" w:after="283"/>
+              <w:jc w:val="left"/>
+              <w:rPr/>
+            </w:pPr>
+            <w:r>
+              <w:rPr/>
+              <w:t>5 (NC-2026-007, 008, 009, 011, 016); NC-2026-010 closed 2026-10-07, NC-2026-012 to 015 closed 2026-10-06</w:t>
+            </w:r>
+          </w:p>
+        </w:tc>
+        <w:tc>
+          <w:tcPr>
+            <w:tcW w:w="1356" w:type="dxa"/>
+            <w:tcBorders>
+              <w:left w:val="single" w:sz="2" w:space="0" w:color="BFC7D5"/>
+              <w:bottom w:val="single" w:sz="2" w:space="0" w:color="BFC7D5"/>
+              <w:right w:val="single" w:sz="6" w:space="0" w:color="BFC7D5"/>
+            </w:tcBorders>
+            <w:vAlign w:val="center"/>
+          </w:tcPr>
+          <w:p>
+            <w:pPr>
+              <w:pStyle w:val="TableContents"/>
+              <w:bidi w:val="0"/>
+              <w:spacing w:before="0" w:after="283"/>
+              <w:jc w:val="left"/>
+              <w:rPr/>
+            </w:pPr>
+            <w:r>
+              <w:rPr/>
+              <w:t>2026-10-07</w:t>
+            </w:r>
+          </w:p>
+        </w:tc>
+      </w:tr>
+      <w:tr>
+        <w:trPr/>
+        <w:tc>
+          <w:tcPr>
+            <w:tcW w:w="2285" w:type="dxa"/>
             <w:tcBorders>
               <w:left w:val="single" w:sz="6" w:space="0" w:color="BFC7D5"/>
               <w:bottom w:val="single" w:sz="6" w:space="0" w:color="BFC7D5"/>
@@ -16518,13 +17316,13 @@
             </w:pPr>
             <w:r>
               <w:rPr/>
-              <w:t>Open</w:t>
-            </w:r>
-          </w:p>
-        </w:tc>
-        <w:tc>
-          <w:tcPr>
-            <w:tcW w:w="4537" w:type="dxa"/>
+              <w:t>External audit findings recorded (Section D)</w:t>
+            </w:r>
+          </w:p>
+        </w:tc>
+        <w:tc>
+          <w:tcPr>
+            <w:tcW w:w="4281" w:type="dxa"/>
             <w:tcBorders>
               <w:left w:val="single" w:sz="2" w:space="0" w:color="BFC7D5"/>
               <w:bottom w:val="single" w:sz="6" w:space="0" w:color="BFC7D5"/>
@@ -16542,13 +17340,13 @@
             </w:pPr>
             <w:r>
               <w:rPr/>
-              <w:t>5 (NC-2026-007, 008, 009, 011, 016); NC-2026-010 closed 2026-10-07, NC-2026-012 to 015 closed 2026-10-06</w:t>
-            </w:r>
-          </w:p>
-        </w:tc>
-        <w:tc>
-          <w:tcPr>
-            <w:tcW w:w="1392" w:type="dxa"/>
+              <w:t>1 — OFI-2026-06, open</w:t>
+            </w:r>
+          </w:p>
+        </w:tc>
+        <w:tc>
+          <w:tcPr>
+            <w:tcW w:w="1356" w:type="dxa"/>
             <w:tcBorders>
               <w:left w:val="single" w:sz="2" w:space="0" w:color="BFC7D5"/>
               <w:bottom w:val="single" w:sz="6" w:space="0" w:color="BFC7D5"/>
@@ -16566,7 +17364,7 @@
             </w:pPr>
             <w:r>
               <w:rPr/>
-              <w:t>2026-10-07</w:t>
+              <w:t>2026-10-20</w:t>
             </w:r>
           </w:p>
         </w:tc>

--- a/docs/qms/evidence-2026/QMS_Word/registers__REG-04_Nonconformity_and_CAPA_Log.docx
+++ b/docs/qms/evidence-2026/QMS_Word/registers__REG-04_Nonconformity_and_CAPA_Log.docx
@@ -16014,8 +16014,8 @@
         </w:tblCellMar>
       </w:tblPr>
       <w:tblGrid>
-        <w:gridCol w:w="1497"/>
-        <w:gridCol w:w="6425"/>
+        <w:gridCol w:w="1494"/>
+        <w:gridCol w:w="6428"/>
       </w:tblGrid>
       <w:tr>
         <w:trPr>
@@ -16023,7 +16023,7 @@
         </w:trPr>
         <w:tc>
           <w:tcPr>
-            <w:tcW w:w="1497" w:type="dxa"/>
+            <w:tcW w:w="1494" w:type="dxa"/>
             <w:tcBorders>
               <w:top w:val="single" w:sz="6" w:space="0" w:color="BFC7D5"/>
               <w:left w:val="single" w:sz="6" w:space="0" w:color="BFC7D5"/>
@@ -16053,7 +16053,7 @@
         </w:tc>
         <w:tc>
           <w:tcPr>
-            <w:tcW w:w="6425" w:type="dxa"/>
+            <w:tcW w:w="6428" w:type="dxa"/>
             <w:tcBorders>
               <w:top w:val="single" w:sz="6" w:space="0" w:color="BFC7D5"/>
               <w:left w:val="single" w:sz="2" w:space="0" w:color="BFC7D5"/>
@@ -16086,7 +16086,7 @@
         <w:trPr/>
         <w:tc>
           <w:tcPr>
-            <w:tcW w:w="1497" w:type="dxa"/>
+            <w:tcW w:w="1494" w:type="dxa"/>
             <w:tcBorders>
               <w:left w:val="single" w:sz="6" w:space="0" w:color="BFC7D5"/>
               <w:bottom w:val="single" w:sz="2" w:space="0" w:color="BFC7D5"/>
@@ -16110,7 +16110,7 @@
         </w:tc>
         <w:tc>
           <w:tcPr>
-            <w:tcW w:w="6425" w:type="dxa"/>
+            <w:tcW w:w="6428" w:type="dxa"/>
             <w:tcBorders>
               <w:left w:val="single" w:sz="2" w:space="0" w:color="BFC7D5"/>
               <w:bottom w:val="single" w:sz="2" w:space="0" w:color="BFC7D5"/>
@@ -16137,7 +16137,7 @@
         <w:trPr/>
         <w:tc>
           <w:tcPr>
-            <w:tcW w:w="1497" w:type="dxa"/>
+            <w:tcW w:w="1494" w:type="dxa"/>
             <w:tcBorders>
               <w:left w:val="single" w:sz="6" w:space="0" w:color="BFC7D5"/>
               <w:bottom w:val="single" w:sz="2" w:space="0" w:color="BFC7D5"/>
@@ -16161,7 +16161,7 @@
         </w:tc>
         <w:tc>
           <w:tcPr>
-            <w:tcW w:w="6425" w:type="dxa"/>
+            <w:tcW w:w="6428" w:type="dxa"/>
             <w:tcBorders>
               <w:left w:val="single" w:sz="2" w:space="0" w:color="BFC7D5"/>
               <w:bottom w:val="single" w:sz="2" w:space="0" w:color="BFC7D5"/>
@@ -16188,7 +16188,7 @@
         <w:trPr/>
         <w:tc>
           <w:tcPr>
-            <w:tcW w:w="1497" w:type="dxa"/>
+            <w:tcW w:w="1494" w:type="dxa"/>
             <w:tcBorders>
               <w:left w:val="single" w:sz="6" w:space="0" w:color="BFC7D5"/>
               <w:bottom w:val="single" w:sz="2" w:space="0" w:color="BFC7D5"/>
@@ -16212,7 +16212,7 @@
         </w:tc>
         <w:tc>
           <w:tcPr>
-            <w:tcW w:w="6425" w:type="dxa"/>
+            <w:tcW w:w="6428" w:type="dxa"/>
             <w:tcBorders>
               <w:left w:val="single" w:sz="2" w:space="0" w:color="BFC7D5"/>
               <w:bottom w:val="single" w:sz="2" w:space="0" w:color="BFC7D5"/>
@@ -16245,7 +16245,7 @@
         <w:trPr/>
         <w:tc>
           <w:tcPr>
-            <w:tcW w:w="1497" w:type="dxa"/>
+            <w:tcW w:w="1494" w:type="dxa"/>
             <w:tcBorders>
               <w:left w:val="single" w:sz="6" w:space="0" w:color="BFC7D5"/>
               <w:bottom w:val="single" w:sz="2" w:space="0" w:color="BFC7D5"/>
@@ -16269,7 +16269,7 @@
         </w:tc>
         <w:tc>
           <w:tcPr>
-            <w:tcW w:w="6425" w:type="dxa"/>
+            <w:tcW w:w="6428" w:type="dxa"/>
             <w:tcBorders>
               <w:left w:val="single" w:sz="2" w:space="0" w:color="BFC7D5"/>
               <w:bottom w:val="single" w:sz="2" w:space="0" w:color="BFC7D5"/>
@@ -16296,7 +16296,7 @@
         <w:trPr/>
         <w:tc>
           <w:tcPr>
-            <w:tcW w:w="1497" w:type="dxa"/>
+            <w:tcW w:w="1494" w:type="dxa"/>
             <w:tcBorders>
               <w:left w:val="single" w:sz="6" w:space="0" w:color="BFC7D5"/>
               <w:bottom w:val="single" w:sz="2" w:space="0" w:color="BFC7D5"/>
@@ -16320,7 +16320,7 @@
         </w:tc>
         <w:tc>
           <w:tcPr>
-            <w:tcW w:w="6425" w:type="dxa"/>
+            <w:tcW w:w="6428" w:type="dxa"/>
             <w:tcBorders>
               <w:left w:val="single" w:sz="2" w:space="0" w:color="BFC7D5"/>
               <w:bottom w:val="single" w:sz="2" w:space="0" w:color="BFC7D5"/>
@@ -16347,7 +16347,7 @@
         <w:trPr/>
         <w:tc>
           <w:tcPr>
-            <w:tcW w:w="1497" w:type="dxa"/>
+            <w:tcW w:w="1494" w:type="dxa"/>
             <w:tcBorders>
               <w:left w:val="single" w:sz="6" w:space="0" w:color="BFC7D5"/>
               <w:bottom w:val="single" w:sz="2" w:space="0" w:color="BFC7D5"/>
@@ -16371,34 +16371,34 @@
         </w:tc>
         <w:tc>
           <w:tcPr>
-            <w:tcW w:w="6425" w:type="dxa"/>
-            <w:tcBorders>
-              <w:left w:val="single" w:sz="2" w:space="0" w:color="BFC7D5"/>
-              <w:bottom w:val="single" w:sz="2" w:space="0" w:color="BFC7D5"/>
-              <w:right w:val="single" w:sz="6" w:space="0" w:color="BFC7D5"/>
-            </w:tcBorders>
-            <w:vAlign w:val="center"/>
-          </w:tcPr>
-          <w:p>
-            <w:pPr>
-              <w:pStyle w:val="TableContents"/>
-              <w:bidi w:val="0"/>
-              <w:spacing w:before="0" w:after="283"/>
-              <w:jc w:val="left"/>
-              <w:rPr/>
-            </w:pPr>
-            <w:r>
-              <w:rPr/>
-              <w:t>2026-10-20: AI Impact Assessment EM26-35 prepared for EchoMind v1.4.1 and every use case in EM26-26 — 15 impact areas, 13 use-case screenings, 9 actions with owners. Issued for approval.</w:t>
-            </w:r>
-          </w:p>
-        </w:tc>
-      </w:tr>
-      <w:tr>
-        <w:trPr/>
-        <w:tc>
-          <w:tcPr>
-            <w:tcW w:w="1497" w:type="dxa"/>
+            <w:tcW w:w="6428" w:type="dxa"/>
+            <w:tcBorders>
+              <w:left w:val="single" w:sz="2" w:space="0" w:color="BFC7D5"/>
+              <w:bottom w:val="single" w:sz="2" w:space="0" w:color="BFC7D5"/>
+              <w:right w:val="single" w:sz="6" w:space="0" w:color="BFC7D5"/>
+            </w:tcBorders>
+            <w:vAlign w:val="center"/>
+          </w:tcPr>
+          <w:p>
+            <w:pPr>
+              <w:pStyle w:val="TableContents"/>
+              <w:bidi w:val="0"/>
+              <w:spacing w:before="0" w:after="283"/>
+              <w:jc w:val="left"/>
+              <w:rPr/>
+            </w:pPr>
+            <w:r>
+              <w:rPr/>
+              <w:t>2026-10-20: AI Impact Assessment EM26-35 prepared for EchoMind v1.4.1 and every use case in EM26-26 — 15 impact areas, 13 use-case screenings, 9 actions with owners. Approved 2026-10-20 (AR-2026-008).</w:t>
+            </w:r>
+          </w:p>
+        </w:tc>
+      </w:tr>
+      <w:tr>
+        <w:trPr/>
+        <w:tc>
+          <w:tcPr>
+            <w:tcW w:w="1494" w:type="dxa"/>
             <w:tcBorders>
               <w:left w:val="single" w:sz="6" w:space="0" w:color="BFC7D5"/>
               <w:bottom w:val="single" w:sz="2" w:space="0" w:color="BFC7D5"/>
@@ -16422,25 +16422,25 @@
         </w:tc>
         <w:tc>
           <w:tcPr>
-            <w:tcW w:w="6425" w:type="dxa"/>
-            <w:tcBorders>
-              <w:left w:val="single" w:sz="2" w:space="0" w:color="BFC7D5"/>
-              <w:bottom w:val="single" w:sz="2" w:space="0" w:color="BFC7D5"/>
-              <w:right w:val="single" w:sz="6" w:space="0" w:color="BFC7D5"/>
-            </w:tcBorders>
-            <w:vAlign w:val="center"/>
-          </w:tcPr>
-          <w:p>
-            <w:pPr>
-              <w:pStyle w:val="TableContents"/>
-              <w:bidi w:val="0"/>
-              <w:spacing w:before="0" w:after="283"/>
-              <w:jc w:val="left"/>
-              <w:rPr/>
-            </w:pPr>
-            <w:r>
-              <w:rPr/>
-              <w:t xml:space="preserve">(a) SOP-05 revision 1.2, §7a: an AI impact assessment at the design-input stage and before every release, new use case, new model and new client sector — issued 2026-10-20 for approval. (b) AI risks R-15 … R-18 and opportunity O-05 added to </w:t>
+            <w:tcW w:w="6428" w:type="dxa"/>
+            <w:tcBorders>
+              <w:left w:val="single" w:sz="2" w:space="0" w:color="BFC7D5"/>
+              <w:bottom w:val="single" w:sz="2" w:space="0" w:color="BFC7D5"/>
+              <w:right w:val="single" w:sz="6" w:space="0" w:color="BFC7D5"/>
+            </w:tcBorders>
+            <w:vAlign w:val="center"/>
+          </w:tcPr>
+          <w:p>
+            <w:pPr>
+              <w:pStyle w:val="TableContents"/>
+              <w:bidi w:val="0"/>
+              <w:spacing w:before="0" w:after="283"/>
+              <w:jc w:val="left"/>
+              <w:rPr/>
+            </w:pPr>
+            <w:r>
+              <w:rPr/>
+              <w:t xml:space="preserve">(a) SOP-05 revision 1.2, §7a: an AI impact assessment at the design-input stage and before every release, new use case, new model and new client sector — approved 2026-10-20 (AR-2026-008). (b) AI risks R-15 … R-18 and opportunity O-05 added to </w:t>
             </w:r>
             <w:r>
               <w:rPr>
@@ -16459,7 +16459,7 @@
         <w:trPr/>
         <w:tc>
           <w:tcPr>
-            <w:tcW w:w="1497" w:type="dxa"/>
+            <w:tcW w:w="1494" w:type="dxa"/>
             <w:tcBorders>
               <w:left w:val="single" w:sz="6" w:space="0" w:color="BFC7D5"/>
               <w:bottom w:val="single" w:sz="2" w:space="0" w:color="BFC7D5"/>
@@ -16483,7 +16483,7 @@
         </w:tc>
         <w:tc>
           <w:tcPr>
-            <w:tcW w:w="6425" w:type="dxa"/>
+            <w:tcW w:w="6428" w:type="dxa"/>
             <w:tcBorders>
               <w:left w:val="single" w:sz="2" w:space="0" w:color="BFC7D5"/>
               <w:bottom w:val="single" w:sz="2" w:space="0" w:color="BFC7D5"/>
@@ -16520,7 +16520,7 @@
         <w:trPr/>
         <w:tc>
           <w:tcPr>
-            <w:tcW w:w="1497" w:type="dxa"/>
+            <w:tcW w:w="1494" w:type="dxa"/>
             <w:tcBorders>
               <w:left w:val="single" w:sz="6" w:space="0" w:color="BFC7D5"/>
               <w:bottom w:val="single" w:sz="2" w:space="0" w:color="BFC7D5"/>
@@ -16544,7 +16544,7 @@
         </w:tc>
         <w:tc>
           <w:tcPr>
-            <w:tcW w:w="6425" w:type="dxa"/>
+            <w:tcW w:w="6428" w:type="dxa"/>
             <w:tcBorders>
               <w:left w:val="single" w:sz="2" w:space="0" w:color="BFC7D5"/>
               <w:bottom w:val="single" w:sz="2" w:space="0" w:color="BFC7D5"/>
@@ -16571,7 +16571,7 @@
         <w:trPr/>
         <w:tc>
           <w:tcPr>
-            <w:tcW w:w="1497" w:type="dxa"/>
+            <w:tcW w:w="1494" w:type="dxa"/>
             <w:tcBorders>
               <w:left w:val="single" w:sz="6" w:space="0" w:color="BFC7D5"/>
               <w:bottom w:val="single" w:sz="2" w:space="0" w:color="BFC7D5"/>
@@ -16595,7 +16595,7 @@
         </w:tc>
         <w:tc>
           <w:tcPr>
-            <w:tcW w:w="6425" w:type="dxa"/>
+            <w:tcW w:w="6428" w:type="dxa"/>
             <w:tcBorders>
               <w:left w:val="single" w:sz="2" w:space="0" w:color="BFC7D5"/>
               <w:bottom w:val="single" w:sz="2" w:space="0" w:color="BFC7D5"/>
@@ -16622,7 +16622,7 @@
         <w:trPr/>
         <w:tc>
           <w:tcPr>
-            <w:tcW w:w="1497" w:type="dxa"/>
+            <w:tcW w:w="1494" w:type="dxa"/>
             <w:tcBorders>
               <w:left w:val="single" w:sz="6" w:space="0" w:color="BFC7D5"/>
               <w:bottom w:val="single" w:sz="6" w:space="0" w:color="BFC7D5"/>
@@ -16646,7 +16646,7 @@
         </w:tc>
         <w:tc>
           <w:tcPr>
-            <w:tcW w:w="6425" w:type="dxa"/>
+            <w:tcW w:w="6428" w:type="dxa"/>
             <w:tcBorders>
               <w:left w:val="single" w:sz="2" w:space="0" w:color="BFC7D5"/>
               <w:bottom w:val="single" w:sz="6" w:space="0" w:color="BFC7D5"/>
@@ -16670,7 +16670,7 @@
             </w:r>
             <w:r>
               <w:rPr/>
-              <w:t xml:space="preserve"> — assessment and procedure issued for approval 2026-10-20</w:t>
+              <w:t xml:space="preserve"> — correction and procedure approved 2026-10-20 (AR-2026-008); response due 2026-10-22; effectiveness to be verified</w:t>
             </w:r>
           </w:p>
         </w:tc>

--- a/docs/qms/evidence-2026/QMS_Word/registers__REG-04_Nonconformity_and_CAPA_Log.docx
+++ b/docs/qms/evidence-2026/QMS_Word/registers__REG-04_Nonconformity_and_CAPA_Log.docx
@@ -16014,8 +16014,8 @@
         </w:tblCellMar>
       </w:tblPr>
       <w:tblGrid>
-        <w:gridCol w:w="1494"/>
-        <w:gridCol w:w="6428"/>
+        <w:gridCol w:w="1484"/>
+        <w:gridCol w:w="6438"/>
       </w:tblGrid>
       <w:tr>
         <w:trPr>
@@ -16023,7 +16023,7 @@
         </w:trPr>
         <w:tc>
           <w:tcPr>
-            <w:tcW w:w="1494" w:type="dxa"/>
+            <w:tcW w:w="1484" w:type="dxa"/>
             <w:tcBorders>
               <w:top w:val="single" w:sz="6" w:space="0" w:color="BFC7D5"/>
               <w:left w:val="single" w:sz="6" w:space="0" w:color="BFC7D5"/>
@@ -16053,7 +16053,7 @@
         </w:tc>
         <w:tc>
           <w:tcPr>
-            <w:tcW w:w="6428" w:type="dxa"/>
+            <w:tcW w:w="6438" w:type="dxa"/>
             <w:tcBorders>
               <w:top w:val="single" w:sz="6" w:space="0" w:color="BFC7D5"/>
               <w:left w:val="single" w:sz="2" w:space="0" w:color="BFC7D5"/>
@@ -16086,7 +16086,7 @@
         <w:trPr/>
         <w:tc>
           <w:tcPr>
-            <w:tcW w:w="1494" w:type="dxa"/>
+            <w:tcW w:w="1484" w:type="dxa"/>
             <w:tcBorders>
               <w:left w:val="single" w:sz="6" w:space="0" w:color="BFC7D5"/>
               <w:bottom w:val="single" w:sz="2" w:space="0" w:color="BFC7D5"/>
@@ -16110,7 +16110,7 @@
         </w:tc>
         <w:tc>
           <w:tcPr>
-            <w:tcW w:w="6428" w:type="dxa"/>
+            <w:tcW w:w="6438" w:type="dxa"/>
             <w:tcBorders>
               <w:left w:val="single" w:sz="2" w:space="0" w:color="BFC7D5"/>
               <w:bottom w:val="single" w:sz="2" w:space="0" w:color="BFC7D5"/>
@@ -16137,7 +16137,7 @@
         <w:trPr/>
         <w:tc>
           <w:tcPr>
-            <w:tcW w:w="1494" w:type="dxa"/>
+            <w:tcW w:w="1484" w:type="dxa"/>
             <w:tcBorders>
               <w:left w:val="single" w:sz="6" w:space="0" w:color="BFC7D5"/>
               <w:bottom w:val="single" w:sz="2" w:space="0" w:color="BFC7D5"/>
@@ -16161,7 +16161,7 @@
         </w:tc>
         <w:tc>
           <w:tcPr>
-            <w:tcW w:w="6428" w:type="dxa"/>
+            <w:tcW w:w="6438" w:type="dxa"/>
             <w:tcBorders>
               <w:left w:val="single" w:sz="2" w:space="0" w:color="BFC7D5"/>
               <w:bottom w:val="single" w:sz="2" w:space="0" w:color="BFC7D5"/>
@@ -16188,7 +16188,7 @@
         <w:trPr/>
         <w:tc>
           <w:tcPr>
-            <w:tcW w:w="1494" w:type="dxa"/>
+            <w:tcW w:w="1484" w:type="dxa"/>
             <w:tcBorders>
               <w:left w:val="single" w:sz="6" w:space="0" w:color="BFC7D5"/>
               <w:bottom w:val="single" w:sz="2" w:space="0" w:color="BFC7D5"/>
@@ -16212,7 +16212,7 @@
         </w:tc>
         <w:tc>
           <w:tcPr>
-            <w:tcW w:w="6428" w:type="dxa"/>
+            <w:tcW w:w="6438" w:type="dxa"/>
             <w:tcBorders>
               <w:left w:val="single" w:sz="2" w:space="0" w:color="BFC7D5"/>
               <w:bottom w:val="single" w:sz="2" w:space="0" w:color="BFC7D5"/>
@@ -16245,7 +16245,7 @@
         <w:trPr/>
         <w:tc>
           <w:tcPr>
-            <w:tcW w:w="1494" w:type="dxa"/>
+            <w:tcW w:w="1484" w:type="dxa"/>
             <w:tcBorders>
               <w:left w:val="single" w:sz="6" w:space="0" w:color="BFC7D5"/>
               <w:bottom w:val="single" w:sz="2" w:space="0" w:color="BFC7D5"/>
@@ -16269,7 +16269,7 @@
         </w:tc>
         <w:tc>
           <w:tcPr>
-            <w:tcW w:w="6428" w:type="dxa"/>
+            <w:tcW w:w="6438" w:type="dxa"/>
             <w:tcBorders>
               <w:left w:val="single" w:sz="2" w:space="0" w:color="BFC7D5"/>
               <w:bottom w:val="single" w:sz="2" w:space="0" w:color="BFC7D5"/>
@@ -16296,7 +16296,7 @@
         <w:trPr/>
         <w:tc>
           <w:tcPr>
-            <w:tcW w:w="1494" w:type="dxa"/>
+            <w:tcW w:w="1484" w:type="dxa"/>
             <w:tcBorders>
               <w:left w:val="single" w:sz="6" w:space="0" w:color="BFC7D5"/>
               <w:bottom w:val="single" w:sz="2" w:space="0" w:color="BFC7D5"/>
@@ -16320,7 +16320,7 @@
         </w:tc>
         <w:tc>
           <w:tcPr>
-            <w:tcW w:w="6428" w:type="dxa"/>
+            <w:tcW w:w="6438" w:type="dxa"/>
             <w:tcBorders>
               <w:left w:val="single" w:sz="2" w:space="0" w:color="BFC7D5"/>
               <w:bottom w:val="single" w:sz="2" w:space="0" w:color="BFC7D5"/>
@@ -16347,7 +16347,7 @@
         <w:trPr/>
         <w:tc>
           <w:tcPr>
-            <w:tcW w:w="1494" w:type="dxa"/>
+            <w:tcW w:w="1484" w:type="dxa"/>
             <w:tcBorders>
               <w:left w:val="single" w:sz="6" w:space="0" w:color="BFC7D5"/>
               <w:bottom w:val="single" w:sz="2" w:space="0" w:color="BFC7D5"/>
@@ -16371,7 +16371,7 @@
         </w:tc>
         <w:tc>
           <w:tcPr>
-            <w:tcW w:w="6428" w:type="dxa"/>
+            <w:tcW w:w="6438" w:type="dxa"/>
             <w:tcBorders>
               <w:left w:val="single" w:sz="2" w:space="0" w:color="BFC7D5"/>
               <w:bottom w:val="single" w:sz="2" w:space="0" w:color="BFC7D5"/>
@@ -16398,7 +16398,7 @@
         <w:trPr/>
         <w:tc>
           <w:tcPr>
-            <w:tcW w:w="1494" w:type="dxa"/>
+            <w:tcW w:w="1484" w:type="dxa"/>
             <w:tcBorders>
               <w:left w:val="single" w:sz="6" w:space="0" w:color="BFC7D5"/>
               <w:bottom w:val="single" w:sz="2" w:space="0" w:color="BFC7D5"/>
@@ -16422,7 +16422,7 @@
         </w:tc>
         <w:tc>
           <w:tcPr>
-            <w:tcW w:w="6428" w:type="dxa"/>
+            <w:tcW w:w="6438" w:type="dxa"/>
             <w:tcBorders>
               <w:left w:val="single" w:sz="2" w:space="0" w:color="BFC7D5"/>
               <w:bottom w:val="single" w:sz="2" w:space="0" w:color="BFC7D5"/>
@@ -16450,16 +16450,16 @@
             </w:r>
             <w:r>
               <w:rPr/>
-              <w:t>. (c) EM26-35 actions AIA-01 … AIA-09 tracked to closure; first priority AIA-01 (recording notice and consent guidance, due 2026-11-30).</w:t>
-            </w:r>
-          </w:p>
-        </w:tc>
-      </w:tr>
-      <w:tr>
-        <w:trPr/>
-        <w:tc>
-          <w:tcPr>
-            <w:tcW w:w="1494" w:type="dxa"/>
+              <w:t>. (c) EM26-35 actions AIA-01 … AIA-09 tracked to closure; first priority AIA-01 (consent step, participant notice and consent guidance, due 2026-11-30).</w:t>
+            </w:r>
+          </w:p>
+        </w:tc>
+      </w:tr>
+      <w:tr>
+        <w:trPr/>
+        <w:tc>
+          <w:tcPr>
+            <w:tcW w:w="1484" w:type="dxa"/>
             <w:tcBorders>
               <w:left w:val="single" w:sz="6" w:space="0" w:color="BFC7D5"/>
               <w:bottom w:val="single" w:sz="2" w:space="0" w:color="BFC7D5"/>
@@ -16483,7 +16483,7 @@
         </w:tc>
         <w:tc>
           <w:tcPr>
-            <w:tcW w:w="6428" w:type="dxa"/>
+            <w:tcW w:w="6438" w:type="dxa"/>
             <w:tcBorders>
               <w:left w:val="single" w:sz="2" w:space="0" w:color="BFC7D5"/>
               <w:bottom w:val="single" w:sz="2" w:space="0" w:color="BFC7D5"/>
@@ -16520,7 +16520,7 @@
         <w:trPr/>
         <w:tc>
           <w:tcPr>
-            <w:tcW w:w="1494" w:type="dxa"/>
+            <w:tcW w:w="1484" w:type="dxa"/>
             <w:tcBorders>
               <w:left w:val="single" w:sz="6" w:space="0" w:color="BFC7D5"/>
               <w:bottom w:val="single" w:sz="2" w:space="0" w:color="BFC7D5"/>
@@ -16544,7 +16544,7 @@
         </w:tc>
         <w:tc>
           <w:tcPr>
-            <w:tcW w:w="6428" w:type="dxa"/>
+            <w:tcW w:w="6438" w:type="dxa"/>
             <w:tcBorders>
               <w:left w:val="single" w:sz="2" w:space="0" w:color="BFC7D5"/>
               <w:bottom w:val="single" w:sz="2" w:space="0" w:color="BFC7D5"/>
@@ -16571,7 +16571,7 @@
         <w:trPr/>
         <w:tc>
           <w:tcPr>
-            <w:tcW w:w="1494" w:type="dxa"/>
+            <w:tcW w:w="1484" w:type="dxa"/>
             <w:tcBorders>
               <w:left w:val="single" w:sz="6" w:space="0" w:color="BFC7D5"/>
               <w:bottom w:val="single" w:sz="2" w:space="0" w:color="BFC7D5"/>
@@ -16595,7 +16595,7 @@
         </w:tc>
         <w:tc>
           <w:tcPr>
-            <w:tcW w:w="6428" w:type="dxa"/>
+            <w:tcW w:w="6438" w:type="dxa"/>
             <w:tcBorders>
               <w:left w:val="single" w:sz="2" w:space="0" w:color="BFC7D5"/>
               <w:bottom w:val="single" w:sz="2" w:space="0" w:color="BFC7D5"/>
@@ -16622,7 +16622,7 @@
         <w:trPr/>
         <w:tc>
           <w:tcPr>
-            <w:tcW w:w="1494" w:type="dxa"/>
+            <w:tcW w:w="1484" w:type="dxa"/>
             <w:tcBorders>
               <w:left w:val="single" w:sz="6" w:space="0" w:color="BFC7D5"/>
               <w:bottom w:val="single" w:sz="6" w:space="0" w:color="BFC7D5"/>
@@ -16646,7 +16646,7 @@
         </w:tc>
         <w:tc>
           <w:tcPr>
-            <w:tcW w:w="6428" w:type="dxa"/>
+            <w:tcW w:w="6438" w:type="dxa"/>
             <w:tcBorders>
               <w:left w:val="single" w:sz="2" w:space="0" w:color="BFC7D5"/>
               <w:bottom w:val="single" w:sz="6" w:space="0" w:color="BFC7D5"/>

--- a/docs/qms/evidence-2026/QMS_Word/registers__REG-04_Nonconformity_and_CAPA_Log.docx
+++ b/docs/qms/evidence-2026/QMS_Word/registers__REG-04_Nonconformity_and_CAPA_Log.docx
@@ -16501,13 +16501,33 @@
             </w:pPr>
             <w:r>
               <w:rPr/>
-              <w:t>Findings sheet columns J–M — due 2026-10-22 (</w:t>
+              <w:t xml:space="preserve">Findings sheet columns J–N — due 2026-10-22. Response </w:t>
             </w:r>
             <w:r>
               <w:rPr>
                 <w:rStyle w:val="SourceText"/>
               </w:rPr>
               <w:t>evidence-2026/20_AI_Impact_Assessment/OFI-2026-06_Response_Finding_6.docx</w:t>
+            </w:r>
+            <w:r>
+              <w:rPr/>
+              <w:t>; completed sheet row and evidence pack prepared 2026-10-23 (</w:t>
+            </w:r>
+            <w:r>
+              <w:rPr>
+                <w:rStyle w:val="SourceText"/>
+              </w:rPr>
+              <w:t>OFI-2026-06_Findings_Sheet_Row_6.xlsx</w:t>
+            </w:r>
+            <w:r>
+              <w:rPr/>
+              <w:t xml:space="preserve">, </w:t>
+            </w:r>
+            <w:r>
+              <w:rPr>
+                <w:rStyle w:val="SourceText"/>
+              </w:rPr>
+              <w:t>OFI-2026-06_Finding_6_Evidence_Pack.zip</w:t>
             </w:r>
             <w:r>
               <w:rPr/>
